--- a/doctorado/04-docx/Experiencia-Academica-Unificada-ES.docx
+++ b/doctorado/04-docx/Experiencia-Academica-Unificada-ES.docx
@@ -493,6 +493,156 @@
                 <w:sz w:val="19"/>
               </w:rPr>
               <w:t xml:space="preserve"> — ULA (formación y práctica docente), UDO (docencia), UPV (investigación)</w:t>
+            </w:r>
+          </w:p>
+        </w:tc>
+        <w:tc>
+          <w:tcPr>
+            <w:tcW w:type="dxa" w:w="3216"/>
+          </w:tcPr>
+          <w:p>
+            <w:pPr>
+              <w:spacing w:after="40"/>
+            </w:pPr>
+            <w:r/>
+            <w:r>
+              <w:rPr>
+                <w:rFonts w:ascii="Inter" w:hAnsi="Inter" w:cs="Inter"/>
+                <w:b w:val="0"/>
+                <w:i w:val="0"/>
+                <w:color w:val="1C1E2E"/>
+                <w:sz w:val="19"/>
+              </w:rPr>
+              <w:t>—</w:t>
+            </w:r>
+          </w:p>
+        </w:tc>
+      </w:tr>
+      <w:tr>
+        <w:tc>
+          <w:tcPr>
+            <w:tcW w:type="dxa" w:w="3216"/>
+          </w:tcPr>
+          <w:p>
+            <w:pPr>
+              <w:spacing w:after="40"/>
+            </w:pPr>
+            <w:r/>
+            <w:r>
+              <w:rPr>
+                <w:rFonts w:ascii="Inter" w:hAnsi="Inter" w:cs="Inter"/>
+                <w:b w:val="0"/>
+                <w:i w:val="0"/>
+                <w:color w:val="1C1E2E"/>
+                <w:sz w:val="19"/>
+              </w:rPr>
+              <w:t>Práctica profesional en el ámbito de la tesis</w:t>
+            </w:r>
+          </w:p>
+        </w:tc>
+        <w:tc>
+          <w:tcPr>
+            <w:tcW w:type="dxa" w:w="3216"/>
+          </w:tcPr>
+          <w:p>
+            <w:pPr>
+              <w:spacing w:after="40"/>
+            </w:pPr>
+            <w:r/>
+            <w:r>
+              <w:rPr>
+                <w:rFonts w:ascii="Inter" w:hAnsi="Inter" w:cs="Inter"/>
+                <w:b/>
+                <w:i w:val="0"/>
+                <w:color w:val="1C1E2E"/>
+                <w:sz w:val="19"/>
+              </w:rPr>
+              <w:t>6+ años</w:t>
+            </w:r>
+            <w:r>
+              <w:rPr>
+                <w:rFonts w:ascii="Inter" w:hAnsi="Inter" w:cs="Inter"/>
+                <w:b w:val="0"/>
+                <w:i w:val="0"/>
+                <w:color w:val="1C1E2E"/>
+                <w:sz w:val="19"/>
+              </w:rPr>
+              <w:t xml:space="preserve"> (2019–actualidad) — diseño instruccional y </w:t>
+            </w:r>
+            <w:r>
+              <w:rPr>
+                <w:rFonts w:ascii="Inter" w:hAnsi="Inter" w:cs="Inter"/>
+                <w:b w:val="0"/>
+                <w:i/>
+                <w:color w:val="1C1E2E"/>
+                <w:sz w:val="19"/>
+              </w:rPr>
+              <w:t>language learning experience design</w:t>
+            </w:r>
+          </w:p>
+        </w:tc>
+        <w:tc>
+          <w:tcPr>
+            <w:tcW w:type="dxa" w:w="3216"/>
+          </w:tcPr>
+          <w:p>
+            <w:pPr>
+              <w:spacing w:after="40"/>
+            </w:pPr>
+            <w:r/>
+            <w:r>
+              <w:rPr>
+                <w:rFonts w:ascii="Inter" w:hAnsi="Inter" w:cs="Inter"/>
+                <w:b w:val="0"/>
+                <w:i w:val="0"/>
+                <w:color w:val="1C1E2E"/>
+                <w:sz w:val="19"/>
+              </w:rPr>
+              <w:t>§2.4</w:t>
+            </w:r>
+          </w:p>
+        </w:tc>
+      </w:tr>
+      <w:tr>
+        <w:tc>
+          <w:tcPr>
+            <w:tcW w:type="dxa" w:w="3216"/>
+          </w:tcPr>
+          <w:p>
+            <w:pPr>
+              <w:spacing w:after="40"/>
+            </w:pPr>
+            <w:r/>
+            <w:r>
+              <w:rPr>
+                <w:rFonts w:ascii="Inter" w:hAnsi="Inter" w:cs="Inter"/>
+                <w:b w:val="0"/>
+                <w:i w:val="0"/>
+                <w:color w:val="1C1E2E"/>
+                <w:sz w:val="19"/>
+              </w:rPr>
+              <w:t>Organizaciones y clientes</w:t>
+            </w:r>
+          </w:p>
+        </w:tc>
+        <w:tc>
+          <w:tcPr>
+            <w:tcW w:type="dxa" w:w="3216"/>
+          </w:tcPr>
+          <w:p>
+            <w:pPr>
+              <w:spacing w:after="40"/>
+            </w:pPr>
+            <w:r/>
+            <w:r>
+              <w:rPr>
+                <w:rFonts w:ascii="Inter" w:hAnsi="Inter" w:cs="Inter"/>
+                <w:b w:val="0"/>
+                <w:i/>
+                <w:color w:val="1C1E2E"/>
+                <w:sz w:val="19"/>
+              </w:rPr>
+              <w:t>[pendiente de completar — §2.4]</w:t>
             </w:r>
           </w:p>
         </w:tc>
@@ -1819,7 +1969,27 @@
           <w:color w:val="1C1E2E"/>
           <w:sz w:val="26"/>
         </w:rPr>
-        <w:t>2.4 · Práctica profesional en diseño instruccional · octubre 2019 – actualidad</w:t>
+        <w:t xml:space="preserve">2.4 · Diseño instruccional y </w:t>
+      </w:r>
+      <w:r>
+        <w:rPr>
+          <w:rFonts w:ascii="Inter" w:hAnsi="Inter" w:cs="Inter"/>
+          <w:b/>
+          <w:i w:val="0"/>
+          <w:color w:val="1C1E2E"/>
+          <w:sz w:val="26"/>
+        </w:rPr>
+        <w:t>Language Learning Experience Design</w:t>
+      </w:r>
+      <w:r>
+        <w:rPr>
+          <w:rFonts w:ascii="Inter" w:hAnsi="Inter" w:cs="Inter"/>
+          <w:b/>
+          <w:i w:val="0"/>
+          <w:color w:val="1C1E2E"/>
+          <w:sz w:val="26"/>
+        </w:rPr>
+        <w:t xml:space="preserve"> · octubre 2019 – actualidad</w:t>
       </w:r>
     </w:p>
     <w:p>
@@ -1831,10 +2001,801 @@
           <w:color w:val="1C1E2E"/>
           <w:sz w:val="22"/>
         </w:rPr>
-        <w:t>Diseño de aprendizaje con evaluación académica</w:t>
+        <w:t>Práctica profesional con clientes y organizaciones — el ámbito exacto del doctorado</w:t>
       </w:r>
     </w:p>
     <w:p>
+      <w:pPr>
+        <w:pBdr>
+          <w:left w:val="single" w:sz="18" w:space="8" w:color="9A5B00"/>
+        </w:pBdr>
+        <w:spacing w:before="120" w:after="200"/>
+        <w:ind w:left="317"/>
+      </w:pPr>
+      <w:r>
+        <w:rPr>
+          <w:rFonts w:ascii="Inter" w:hAnsi="Inter" w:cs="Inter"/>
+          <w:b/>
+          <w:i w:val="0"/>
+          <w:color w:val="5B5F77"/>
+          <w:sz w:val="21"/>
+        </w:rPr>
+        <w:t>Por qué este bloque pesa en el baremo, y no poco.</w:t>
+      </w:r>
+      <w:r>
+        <w:rPr>
+          <w:rFonts w:ascii="Inter" w:hAnsi="Inter" w:cs="Inter"/>
+          <w:b w:val="0"/>
+          <w:i w:val="0"/>
+          <w:color w:val="5B5F77"/>
+          <w:sz w:val="21"/>
+        </w:rPr>
+        <w:t xml:space="preserve"> El apartado del baremo se llama «</w:t>
+      </w:r>
+      <w:r>
+        <w:rPr>
+          <w:rFonts w:ascii="Inter" w:hAnsi="Inter" w:cs="Inter"/>
+          <w:b/>
+          <w:i w:val="0"/>
+          <w:color w:val="5B5F77"/>
+          <w:sz w:val="21"/>
+        </w:rPr>
+        <w:t>experiencia profesional en el ámbito del doctorado</w:t>
+      </w:r>
+      <w:r>
+        <w:rPr>
+          <w:rFonts w:ascii="Inter" w:hAnsi="Inter" w:cs="Inter"/>
+          <w:b w:val="0"/>
+          <w:i w:val="0"/>
+          <w:color w:val="5B5F77"/>
+          <w:sz w:val="21"/>
+        </w:rPr>
+        <w:t xml:space="preserve">». El ámbito de esta tesis no es la docencia en general: es el </w:t>
+      </w:r>
+      <w:r>
+        <w:rPr>
+          <w:rFonts w:ascii="Inter" w:hAnsi="Inter" w:cs="Inter"/>
+          <w:b/>
+          <w:i w:val="0"/>
+          <w:color w:val="5B5F77"/>
+          <w:sz w:val="21"/>
+        </w:rPr>
+        <w:t>diseño y la medición de productos de aprendizaje de lenguas</w:t>
+      </w:r>
+      <w:r>
+        <w:rPr>
+          <w:rFonts w:ascii="Inter" w:hAnsi="Inter" w:cs="Inter"/>
+          <w:b w:val="0"/>
+          <w:i w:val="0"/>
+          <w:color w:val="5B5F77"/>
+          <w:sz w:val="21"/>
+        </w:rPr>
+        <w:t xml:space="preserve">. Por tanto, el trabajo de diseño instruccional y </w:t>
+      </w:r>
+      <w:r>
+        <w:rPr>
+          <w:rFonts w:ascii="Inter" w:hAnsi="Inter" w:cs="Inter"/>
+          <w:b w:val="0"/>
+          <w:i/>
+          <w:color w:val="5B5F77"/>
+          <w:sz w:val="21"/>
+        </w:rPr>
+        <w:t>language learning experience design</w:t>
+      </w:r>
+      <w:r>
+        <w:rPr>
+          <w:rFonts w:ascii="Inter" w:hAnsi="Inter" w:cs="Inter"/>
+          <w:b w:val="0"/>
+          <w:i w:val="0"/>
+          <w:color w:val="5B5F77"/>
+          <w:sz w:val="21"/>
+        </w:rPr>
+        <w:t xml:space="preserve"> para clientes y organizaciones </w:t>
+      </w:r>
+      <w:r>
+        <w:rPr>
+          <w:rFonts w:ascii="Inter" w:hAnsi="Inter" w:cs="Inter"/>
+          <w:b/>
+          <w:i w:val="0"/>
+          <w:color w:val="5B5F77"/>
+          <w:sz w:val="21"/>
+        </w:rPr>
+        <w:t>no es un complemento del mérito: es el mérito en su acepción más literal</w:t>
+      </w:r>
+      <w:r>
+        <w:rPr>
+          <w:rFonts w:ascii="Inter" w:hAnsi="Inter" w:cs="Inter"/>
+          <w:b w:val="0"/>
+          <w:i w:val="0"/>
+          <w:color w:val="5B5F77"/>
+          <w:sz w:val="21"/>
+        </w:rPr>
+        <w:t xml:space="preserve">. Es, además, lo que sostiene la afirmación metodológica del plan —investigación basada en diseño en </w:t>
+      </w:r>
+      <w:r>
+        <w:rPr>
+          <w:rFonts w:ascii="Inter" w:hAnsi="Inter" w:cs="Inter"/>
+          <w:b/>
+          <w:i w:val="0"/>
+          <w:color w:val="5B5F77"/>
+          <w:sz w:val="21"/>
+        </w:rPr>
+        <w:t>contextos auténticos</w:t>
+      </w:r>
+      <w:r>
+        <w:rPr>
+          <w:rFonts w:ascii="Inter" w:hAnsi="Inter" w:cs="Inter"/>
+          <w:b w:val="0"/>
+          <w:i w:val="0"/>
+          <w:color w:val="5B5F77"/>
+          <w:sz w:val="21"/>
+        </w:rPr>
+        <w:t>— y el origen documentado del requisito de voz medible en xAPI, que nació de una petición real de un cliente.</w:t>
+      </w:r>
+    </w:p>
+    <w:p>
+      <w:pPr>
+        <w:spacing w:before="240" w:after="120"/>
+      </w:pPr>
+      <w:r>
+        <w:rPr>
+          <w:rFonts w:ascii="Inter" w:hAnsi="Inter" w:cs="Inter"/>
+          <w:b/>
+          <w:i w:val="0"/>
+          <w:color w:val="1C1E2E"/>
+          <w:sz w:val="23"/>
+        </w:rPr>
+        <w:t>Clientes y organizaciones</w:t>
+      </w:r>
+    </w:p>
+    <w:p>
+      <w:pPr>
+        <w:pBdr>
+          <w:left w:val="single" w:sz="18" w:space="8" w:color="9A5B00"/>
+        </w:pBdr>
+        <w:spacing w:before="120" w:after="200"/>
+        <w:ind w:left="317"/>
+      </w:pPr>
+      <w:r>
+        <w:rPr>
+          <w:rFonts w:ascii="Inter" w:hAnsi="Inter" w:cs="Inter"/>
+          <w:b w:val="0"/>
+          <w:i w:val="0"/>
+          <w:color w:val="5B5F77"/>
+          <w:sz w:val="21"/>
+        </w:rPr>
+        <w:t xml:space="preserve">⚠️ </w:t>
+      </w:r>
+      <w:r>
+        <w:rPr>
+          <w:rFonts w:ascii="Inter" w:hAnsi="Inter" w:cs="Inter"/>
+          <w:b/>
+          <w:i w:val="0"/>
+          <w:color w:val="5B5F77"/>
+          <w:sz w:val="21"/>
+        </w:rPr>
+        <w:t>Pendiente de completar — necesito los datos.</w:t>
+      </w:r>
+      <w:r>
+        <w:rPr>
+          <w:rFonts w:ascii="Inter" w:hAnsi="Inter" w:cs="Inter"/>
+          <w:b w:val="0"/>
+          <w:i w:val="0"/>
+          <w:color w:val="5B5F77"/>
+          <w:sz w:val="21"/>
+        </w:rPr>
+        <w:t xml:space="preserve"> No figuran en el perfil verificado, así que no los invento. Rellena una fila por cada organización con la que hayas trabajado. Con eso lo redacto en las tres versiones.</w:t>
+      </w:r>
+    </w:p>
+    <w:tbl>
+      <w:tblPr>
+        <w:tblW w:type="auto" w:w="0"/>
+        <w:jc w:val="left"/>
+        <w:tblBorders>
+          <w:top w:val="single" w:sz="4" w:space="0" w:color="E6E8F2"/>
+          <w:left w:val="single" w:sz="4" w:space="0" w:color="E6E8F2"/>
+          <w:bottom w:val="single" w:sz="4" w:space="0" w:color="E6E8F2"/>
+          <w:right w:val="single" w:sz="4" w:space="0" w:color="E6E8F2"/>
+          <w:insideH w:val="single" w:sz="4" w:space="0" w:color="E6E8F2"/>
+          <w:insideV w:val="single" w:sz="4" w:space="0" w:color="E6E8F2"/>
+        </w:tblBorders>
+        <w:tblLayout w:type="autofit"/>
+        <w:tblLook w:firstColumn="1" w:firstRow="1" w:lastColumn="0" w:lastRow="0" w:noHBand="0" w:noVBand="1" w:val="04A0"/>
+      </w:tblPr>
+      <w:tblGrid>
+        <w:gridCol w:w="1378"/>
+        <w:gridCol w:w="1378"/>
+        <w:gridCol w:w="1378"/>
+        <w:gridCol w:w="1378"/>
+        <w:gridCol w:w="1378"/>
+        <w:gridCol w:w="1378"/>
+        <w:gridCol w:w="1378"/>
+      </w:tblGrid>
+      <w:tr>
+        <w:tc>
+          <w:tcPr>
+            <w:tcW w:type="dxa" w:w="1378"/>
+            <w:shd w:val="clear" w:color="auto" w:fill="EEF2FD"/>
+          </w:tcPr>
+          <w:p>
+            <w:pPr>
+              <w:spacing w:after="40"/>
+            </w:pPr>
+            <w:r/>
+            <w:r>
+              <w:rPr>
+                <w:rFonts w:ascii="Inter" w:hAnsi="Inter" w:cs="Inter"/>
+                <w:b/>
+                <w:i w:val="0"/>
+                <w:color w:val="22307C"/>
+                <w:sz w:val="19"/>
+              </w:rPr>
+              <w:t>#</w:t>
+            </w:r>
+          </w:p>
+        </w:tc>
+        <w:tc>
+          <w:tcPr>
+            <w:tcW w:type="dxa" w:w="1378"/>
+            <w:shd w:val="clear" w:color="auto" w:fill="EEF2FD"/>
+          </w:tcPr>
+          <w:p>
+            <w:pPr>
+              <w:spacing w:after="40"/>
+            </w:pPr>
+            <w:r/>
+            <w:r>
+              <w:rPr>
+                <w:rFonts w:ascii="Inter" w:hAnsi="Inter" w:cs="Inter"/>
+                <w:b/>
+                <w:i w:val="0"/>
+                <w:color w:val="22307C"/>
+                <w:sz w:val="19"/>
+              </w:rPr>
+              <w:t>Organización / cliente</w:t>
+            </w:r>
+          </w:p>
+        </w:tc>
+        <w:tc>
+          <w:tcPr>
+            <w:tcW w:type="dxa" w:w="1378"/>
+            <w:shd w:val="clear" w:color="auto" w:fill="EEF2FD"/>
+          </w:tcPr>
+          <w:p>
+            <w:pPr>
+              <w:spacing w:after="40"/>
+            </w:pPr>
+            <w:r/>
+            <w:r>
+              <w:rPr>
+                <w:rFonts w:ascii="Inter" w:hAnsi="Inter" w:cs="Inter"/>
+                <w:b/>
+                <w:i w:val="0"/>
+                <w:color w:val="22307C"/>
+                <w:sz w:val="19"/>
+              </w:rPr>
+              <w:t>Sector</w:t>
+            </w:r>
+          </w:p>
+        </w:tc>
+        <w:tc>
+          <w:tcPr>
+            <w:tcW w:type="dxa" w:w="1378"/>
+            <w:shd w:val="clear" w:color="auto" w:fill="EEF2FD"/>
+          </w:tcPr>
+          <w:p>
+            <w:pPr>
+              <w:spacing w:after="40"/>
+            </w:pPr>
+            <w:r/>
+            <w:r>
+              <w:rPr>
+                <w:rFonts w:ascii="Inter" w:hAnsi="Inter" w:cs="Inter"/>
+                <w:b/>
+                <w:i w:val="0"/>
+                <w:color w:val="22307C"/>
+                <w:sz w:val="19"/>
+              </w:rPr>
+              <w:t>Rol</w:t>
+            </w:r>
+          </w:p>
+        </w:tc>
+        <w:tc>
+          <w:tcPr>
+            <w:tcW w:type="dxa" w:w="1378"/>
+            <w:shd w:val="clear" w:color="auto" w:fill="EEF2FD"/>
+          </w:tcPr>
+          <w:p>
+            <w:pPr>
+              <w:spacing w:after="40"/>
+            </w:pPr>
+            <w:r/>
+            <w:r>
+              <w:rPr>
+                <w:rFonts w:ascii="Inter" w:hAnsi="Inter" w:cs="Inter"/>
+                <w:b/>
+                <w:i w:val="0"/>
+                <w:color w:val="22307C"/>
+                <w:sz w:val="19"/>
+              </w:rPr>
+              <w:t>Periodo</w:t>
+            </w:r>
+          </w:p>
+        </w:tc>
+        <w:tc>
+          <w:tcPr>
+            <w:tcW w:type="dxa" w:w="1378"/>
+            <w:shd w:val="clear" w:color="auto" w:fill="EEF2FD"/>
+          </w:tcPr>
+          <w:p>
+            <w:pPr>
+              <w:spacing w:after="40"/>
+            </w:pPr>
+            <w:r/>
+            <w:r>
+              <w:rPr>
+                <w:rFonts w:ascii="Inter" w:hAnsi="Inter" w:cs="Inter"/>
+                <w:b/>
+                <w:i w:val="0"/>
+                <w:color w:val="22307C"/>
+                <w:sz w:val="19"/>
+              </w:rPr>
+              <w:t>Alcance del encargo</w:t>
+            </w:r>
+          </w:p>
+        </w:tc>
+        <w:tc>
+          <w:tcPr>
+            <w:tcW w:type="dxa" w:w="1378"/>
+            <w:shd w:val="clear" w:color="auto" w:fill="EEF2FD"/>
+          </w:tcPr>
+          <w:p>
+            <w:pPr>
+              <w:spacing w:after="40"/>
+            </w:pPr>
+            <w:r/>
+            <w:r>
+              <w:rPr>
+                <w:rFonts w:ascii="Inter" w:hAnsi="Inter" w:cs="Inter"/>
+                <w:b/>
+                <w:i w:val="0"/>
+                <w:color w:val="22307C"/>
+                <w:sz w:val="19"/>
+              </w:rPr>
+              <w:t>Evidencia</w:t>
+            </w:r>
+          </w:p>
+        </w:tc>
+      </w:tr>
+      <w:tr>
+        <w:tc>
+          <w:tcPr>
+            <w:tcW w:type="dxa" w:w="1378"/>
+          </w:tcPr>
+          <w:p>
+            <w:pPr>
+              <w:spacing w:after="40"/>
+            </w:pPr>
+            <w:r/>
+            <w:r>
+              <w:rPr>
+                <w:rFonts w:ascii="Inter" w:hAnsi="Inter" w:cs="Inter"/>
+                <w:b w:val="0"/>
+                <w:i w:val="0"/>
+                <w:color w:val="1C1E2E"/>
+                <w:sz w:val="19"/>
+              </w:rPr>
+              <w:t>1</w:t>
+            </w:r>
+          </w:p>
+        </w:tc>
+        <w:tc>
+          <w:tcPr>
+            <w:tcW w:type="dxa" w:w="1378"/>
+          </w:tcPr>
+          <w:p>
+            <w:pPr>
+              <w:spacing w:after="40"/>
+            </w:pPr>
+            <w:r/>
+            <w:r>
+              <w:rPr>
+                <w:rFonts w:ascii="Inter" w:hAnsi="Inter" w:cs="Inter"/>
+                <w:b w:val="0"/>
+                <w:i/>
+                <w:color w:val="1C1E2E"/>
+                <w:sz w:val="19"/>
+              </w:rPr>
+              <w:t>[nombre]</w:t>
+            </w:r>
+          </w:p>
+        </w:tc>
+        <w:tc>
+          <w:tcPr>
+            <w:tcW w:type="dxa" w:w="1378"/>
+          </w:tcPr>
+          <w:p>
+            <w:pPr>
+              <w:spacing w:after="40"/>
+            </w:pPr>
+            <w:r/>
+            <w:r>
+              <w:rPr>
+                <w:rFonts w:ascii="Inter" w:hAnsi="Inter" w:cs="Inter"/>
+                <w:b w:val="0"/>
+                <w:i/>
+                <w:color w:val="1C1E2E"/>
+                <w:sz w:val="19"/>
+              </w:rPr>
+              <w:t>[EdTech · idiomas · corporativo · universidad · editorial…]</w:t>
+            </w:r>
+          </w:p>
+        </w:tc>
+        <w:tc>
+          <w:tcPr>
+            <w:tcW w:type="dxa" w:w="1378"/>
+          </w:tcPr>
+          <w:p>
+            <w:pPr>
+              <w:spacing w:after="40"/>
+            </w:pPr>
+            <w:r/>
+            <w:r>
+              <w:rPr>
+                <w:rFonts w:ascii="Inter" w:hAnsi="Inter" w:cs="Inter"/>
+                <w:b w:val="0"/>
+                <w:i/>
+                <w:color w:val="1C1E2E"/>
+                <w:sz w:val="19"/>
+              </w:rPr>
+              <w:t>[diseñadora instruccional / LX designer / consultora…]</w:t>
+            </w:r>
+          </w:p>
+        </w:tc>
+        <w:tc>
+          <w:tcPr>
+            <w:tcW w:type="dxa" w:w="1378"/>
+          </w:tcPr>
+          <w:p>
+            <w:pPr>
+              <w:spacing w:after="40"/>
+            </w:pPr>
+            <w:r/>
+            <w:r>
+              <w:rPr>
+                <w:rFonts w:ascii="Inter" w:hAnsi="Inter" w:cs="Inter"/>
+                <w:b w:val="0"/>
+                <w:i/>
+                <w:color w:val="1C1E2E"/>
+                <w:sz w:val="19"/>
+              </w:rPr>
+              <w:t>[mm-aaaa – mm-aaaa]</w:t>
+            </w:r>
+          </w:p>
+        </w:tc>
+        <w:tc>
+          <w:tcPr>
+            <w:tcW w:type="dxa" w:w="1378"/>
+          </w:tcPr>
+          <w:p>
+            <w:pPr>
+              <w:spacing w:after="40"/>
+            </w:pPr>
+            <w:r/>
+            <w:r>
+              <w:rPr>
+                <w:rFonts w:ascii="Inter" w:hAnsi="Inter" w:cs="Inter"/>
+                <w:b w:val="0"/>
+                <w:i/>
+                <w:color w:val="1C1E2E"/>
+                <w:sz w:val="19"/>
+              </w:rPr>
+              <w:t>[qué diseñaste: nº de módulos, horas de formación, idiomas, niveles MCER, plataforma]</w:t>
+            </w:r>
+          </w:p>
+        </w:tc>
+        <w:tc>
+          <w:tcPr>
+            <w:tcW w:type="dxa" w:w="1378"/>
+          </w:tcPr>
+          <w:p>
+            <w:pPr>
+              <w:spacing w:after="40"/>
+            </w:pPr>
+            <w:r/>
+            <w:r>
+              <w:rPr>
+                <w:rFonts w:ascii="Inter" w:hAnsi="Inter" w:cs="Inter"/>
+                <w:b w:val="0"/>
+                <w:i/>
+                <w:color w:val="1C1E2E"/>
+                <w:sz w:val="19"/>
+              </w:rPr>
+              <w:t>[contrato, factura, certificado, URL pública, testimonio]</w:t>
+            </w:r>
+          </w:p>
+        </w:tc>
+      </w:tr>
+      <w:tr>
+        <w:tc>
+          <w:tcPr>
+            <w:tcW w:type="dxa" w:w="1378"/>
+          </w:tcPr>
+          <w:p>
+            <w:pPr>
+              <w:spacing w:after="40"/>
+            </w:pPr>
+            <w:r/>
+            <w:r>
+              <w:rPr>
+                <w:rFonts w:ascii="Inter" w:hAnsi="Inter" w:cs="Inter"/>
+                <w:b w:val="0"/>
+                <w:i w:val="0"/>
+                <w:color w:val="1C1E2E"/>
+                <w:sz w:val="19"/>
+              </w:rPr>
+              <w:t>2</w:t>
+            </w:r>
+          </w:p>
+        </w:tc>
+        <w:tc>
+          <w:tcPr>
+            <w:tcW w:type="dxa" w:w="1378"/>
+          </w:tcPr>
+          <w:p>
+            <w:pPr>
+              <w:spacing w:after="40"/>
+            </w:pPr>
+            <w:r/>
+          </w:p>
+        </w:tc>
+        <w:tc>
+          <w:tcPr>
+            <w:tcW w:type="dxa" w:w="1378"/>
+          </w:tcPr>
+          <w:p>
+            <w:pPr>
+              <w:spacing w:after="40"/>
+            </w:pPr>
+            <w:r/>
+          </w:p>
+        </w:tc>
+        <w:tc>
+          <w:tcPr>
+            <w:tcW w:type="dxa" w:w="1378"/>
+          </w:tcPr>
+          <w:p>
+            <w:pPr>
+              <w:spacing w:after="40"/>
+            </w:pPr>
+            <w:r/>
+          </w:p>
+        </w:tc>
+        <w:tc>
+          <w:tcPr>
+            <w:tcW w:type="dxa" w:w="1378"/>
+          </w:tcPr>
+          <w:p>
+            <w:pPr>
+              <w:spacing w:after="40"/>
+            </w:pPr>
+            <w:r/>
+          </w:p>
+        </w:tc>
+        <w:tc>
+          <w:tcPr>
+            <w:tcW w:type="dxa" w:w="1378"/>
+          </w:tcPr>
+          <w:p>
+            <w:pPr>
+              <w:spacing w:after="40"/>
+            </w:pPr>
+            <w:r/>
+          </w:p>
+        </w:tc>
+        <w:tc>
+          <w:tcPr>
+            <w:tcW w:type="dxa" w:w="1378"/>
+          </w:tcPr>
+          <w:p>
+            <w:pPr>
+              <w:spacing w:after="40"/>
+            </w:pPr>
+            <w:r/>
+          </w:p>
+        </w:tc>
+      </w:tr>
+      <w:tr>
+        <w:tc>
+          <w:tcPr>
+            <w:tcW w:type="dxa" w:w="1378"/>
+          </w:tcPr>
+          <w:p>
+            <w:pPr>
+              <w:spacing w:after="40"/>
+            </w:pPr>
+            <w:r/>
+            <w:r>
+              <w:rPr>
+                <w:rFonts w:ascii="Inter" w:hAnsi="Inter" w:cs="Inter"/>
+                <w:b w:val="0"/>
+                <w:i w:val="0"/>
+                <w:color w:val="1C1E2E"/>
+                <w:sz w:val="19"/>
+              </w:rPr>
+              <w:t>3</w:t>
+            </w:r>
+          </w:p>
+        </w:tc>
+        <w:tc>
+          <w:tcPr>
+            <w:tcW w:type="dxa" w:w="1378"/>
+          </w:tcPr>
+          <w:p>
+            <w:pPr>
+              <w:spacing w:after="40"/>
+            </w:pPr>
+            <w:r/>
+          </w:p>
+        </w:tc>
+        <w:tc>
+          <w:tcPr>
+            <w:tcW w:type="dxa" w:w="1378"/>
+          </w:tcPr>
+          <w:p>
+            <w:pPr>
+              <w:spacing w:after="40"/>
+            </w:pPr>
+            <w:r/>
+          </w:p>
+        </w:tc>
+        <w:tc>
+          <w:tcPr>
+            <w:tcW w:type="dxa" w:w="1378"/>
+          </w:tcPr>
+          <w:p>
+            <w:pPr>
+              <w:spacing w:after="40"/>
+            </w:pPr>
+            <w:r/>
+          </w:p>
+        </w:tc>
+        <w:tc>
+          <w:tcPr>
+            <w:tcW w:type="dxa" w:w="1378"/>
+          </w:tcPr>
+          <w:p>
+            <w:pPr>
+              <w:spacing w:after="40"/>
+            </w:pPr>
+            <w:r/>
+          </w:p>
+        </w:tc>
+        <w:tc>
+          <w:tcPr>
+            <w:tcW w:type="dxa" w:w="1378"/>
+          </w:tcPr>
+          <w:p>
+            <w:pPr>
+              <w:spacing w:after="40"/>
+            </w:pPr>
+            <w:r/>
+          </w:p>
+        </w:tc>
+        <w:tc>
+          <w:tcPr>
+            <w:tcW w:type="dxa" w:w="1378"/>
+          </w:tcPr>
+          <w:p>
+            <w:pPr>
+              <w:spacing w:after="40"/>
+            </w:pPr>
+            <w:r/>
+          </w:p>
+        </w:tc>
+      </w:tr>
+      <w:tr>
+        <w:tc>
+          <w:tcPr>
+            <w:tcW w:type="dxa" w:w="1378"/>
+          </w:tcPr>
+          <w:p>
+            <w:pPr>
+              <w:spacing w:after="40"/>
+            </w:pPr>
+            <w:r/>
+            <w:r>
+              <w:rPr>
+                <w:rFonts w:ascii="Inter" w:hAnsi="Inter" w:cs="Inter"/>
+                <w:b w:val="0"/>
+                <w:i w:val="0"/>
+                <w:color w:val="1C1E2E"/>
+                <w:sz w:val="19"/>
+              </w:rPr>
+              <w:t>4</w:t>
+            </w:r>
+          </w:p>
+        </w:tc>
+        <w:tc>
+          <w:tcPr>
+            <w:tcW w:type="dxa" w:w="1378"/>
+          </w:tcPr>
+          <w:p>
+            <w:pPr>
+              <w:spacing w:after="40"/>
+            </w:pPr>
+            <w:r/>
+          </w:p>
+        </w:tc>
+        <w:tc>
+          <w:tcPr>
+            <w:tcW w:type="dxa" w:w="1378"/>
+          </w:tcPr>
+          <w:p>
+            <w:pPr>
+              <w:spacing w:after="40"/>
+            </w:pPr>
+            <w:r/>
+          </w:p>
+        </w:tc>
+        <w:tc>
+          <w:tcPr>
+            <w:tcW w:type="dxa" w:w="1378"/>
+          </w:tcPr>
+          <w:p>
+            <w:pPr>
+              <w:spacing w:after="40"/>
+            </w:pPr>
+            <w:r/>
+          </w:p>
+        </w:tc>
+        <w:tc>
+          <w:tcPr>
+            <w:tcW w:type="dxa" w:w="1378"/>
+          </w:tcPr>
+          <w:p>
+            <w:pPr>
+              <w:spacing w:after="40"/>
+            </w:pPr>
+            <w:r/>
+          </w:p>
+        </w:tc>
+        <w:tc>
+          <w:tcPr>
+            <w:tcW w:type="dxa" w:w="1378"/>
+          </w:tcPr>
+          <w:p>
+            <w:pPr>
+              <w:spacing w:after="40"/>
+            </w:pPr>
+            <w:r/>
+          </w:p>
+        </w:tc>
+        <w:tc>
+          <w:tcPr>
+            <w:tcW w:type="dxa" w:w="1378"/>
+          </w:tcPr>
+          <w:p>
+            <w:pPr>
+              <w:spacing w:after="40"/>
+            </w:pPr>
+            <w:r/>
+          </w:p>
+        </w:tc>
+      </w:tr>
+    </w:tbl>
+    <w:p/>
+    <w:p>
+      <w:r>
+        <w:rPr>
+          <w:rFonts w:ascii="Inter" w:hAnsi="Inter" w:cs="Inter"/>
+          <w:b/>
+          <w:i w:val="0"/>
+          <w:color w:val="1C1E2E"/>
+          <w:sz w:val="22"/>
+        </w:rPr>
+        <w:t>Qué conviene registrar de cada uno</w:t>
+      </w:r>
       <w:r>
         <w:rPr>
           <w:rFonts w:ascii="Inter" w:hAnsi="Inter" w:cs="Inter"/>
@@ -1843,7 +2804,34 @@
           <w:color w:val="1C1E2E"/>
           <w:sz w:val="22"/>
         </w:rPr>
-        <w:t xml:space="preserve">Diseñadora instruccional y arquitecta de eLearning, profesional autónoma (España). Aunque es actividad profesional, produce artefactos </w:t>
+        <w:t xml:space="preserve"> — por orden de peso ante la comisión:</w:t>
+      </w:r>
+    </w:p>
+    <w:p>
+      <w:pPr>
+        <w:pStyle w:val="ListNumber"/>
+        <w:spacing w:after="60"/>
+        <w:ind w:left="403"/>
+      </w:pPr>
+      <w:r>
+        <w:rPr>
+          <w:rFonts w:ascii="Inter" w:hAnsi="Inter" w:cs="Inter"/>
+          <w:b/>
+          <w:i w:val="0"/>
+          <w:color w:val="1C1E2E"/>
+          <w:sz w:val="22"/>
+        </w:rPr>
+        <w:t>Si el producto es de lenguas</w:t>
+      </w:r>
+      <w:r>
+        <w:rPr>
+          <w:rFonts w:ascii="Inter" w:hAnsi="Inter" w:cs="Inter"/>
+          <w:b w:val="0"/>
+          <w:i w:val="0"/>
+          <w:color w:val="1C1E2E"/>
+          <w:sz w:val="22"/>
+        </w:rPr>
+        <w:t xml:space="preserve"> y a qué </w:t>
       </w:r>
       <w:r>
         <w:rPr>
@@ -1853,7 +2841,7 @@
           <w:color w:val="1C1E2E"/>
           <w:sz w:val="22"/>
         </w:rPr>
-        <w:t>evaluados académicamente</w:t>
+        <w:t>nivel MCER</w:t>
       </w:r>
       <w:r>
         <w:rPr>
@@ -1863,7 +2851,309 @@
           <w:color w:val="1C1E2E"/>
           <w:sz w:val="22"/>
         </w:rPr>
-        <w:t xml:space="preserve"> y es el banco de pruebas del método doctoral:</w:t>
+        <w:t xml:space="preserve"> — es lo que lo sitúa en el ámbito de la tesis.</w:t>
+      </w:r>
+    </w:p>
+    <w:p>
+      <w:pPr>
+        <w:pStyle w:val="ListNumber"/>
+        <w:spacing w:after="60"/>
+        <w:ind w:left="403"/>
+      </w:pPr>
+      <w:r>
+        <w:rPr>
+          <w:rFonts w:ascii="Inter" w:hAnsi="Inter" w:cs="Inter"/>
+          <w:b/>
+          <w:i w:val="0"/>
+          <w:color w:val="1C1E2E"/>
+          <w:sz w:val="22"/>
+        </w:rPr>
+        <w:t>Volumen</w:t>
+      </w:r>
+      <w:r>
+        <w:rPr>
+          <w:rFonts w:ascii="Inter" w:hAnsi="Inter" w:cs="Inter"/>
+          <w:b w:val="0"/>
+          <w:i w:val="0"/>
+          <w:color w:val="1C1E2E"/>
+          <w:sz w:val="22"/>
+        </w:rPr>
+        <w:t>: número de módulos, horas de formación resultantes, número de aprendices alcanzados.</w:t>
+      </w:r>
+    </w:p>
+    <w:p>
+      <w:pPr>
+        <w:pStyle w:val="ListNumber"/>
+        <w:spacing w:after="60"/>
+        <w:ind w:left="403"/>
+      </w:pPr>
+      <w:r>
+        <w:rPr>
+          <w:rFonts w:ascii="Inter" w:hAnsi="Inter" w:cs="Inter"/>
+          <w:b/>
+          <w:i w:val="0"/>
+          <w:color w:val="1C1E2E"/>
+          <w:sz w:val="22"/>
+        </w:rPr>
+        <w:t>Si hubo medición</w:t>
+      </w:r>
+      <w:r>
+        <w:rPr>
+          <w:rFonts w:ascii="Inter" w:hAnsi="Inter" w:cs="Inter"/>
+          <w:b w:val="0"/>
+          <w:i w:val="0"/>
+          <w:color w:val="1C1E2E"/>
+          <w:sz w:val="22"/>
+        </w:rPr>
+        <w:t>: SCORM, xAPI, LRS, informes de resultados. Es lo que conecta con el Módulo de Medición.</w:t>
+      </w:r>
+    </w:p>
+    <w:p>
+      <w:pPr>
+        <w:pStyle w:val="ListNumber"/>
+        <w:spacing w:after="60"/>
+        <w:ind w:left="403"/>
+      </w:pPr>
+      <w:r>
+        <w:rPr>
+          <w:rFonts w:ascii="Inter" w:hAnsi="Inter" w:cs="Inter"/>
+          <w:b/>
+          <w:i w:val="0"/>
+          <w:color w:val="1C1E2E"/>
+          <w:sz w:val="22"/>
+        </w:rPr>
+        <w:t>Si hubo accesibilidad</w:t>
+      </w:r>
+      <w:r>
+        <w:rPr>
+          <w:rFonts w:ascii="Inter" w:hAnsi="Inter" w:cs="Inter"/>
+          <w:b w:val="0"/>
+          <w:i w:val="0"/>
+          <w:color w:val="1C1E2E"/>
+          <w:sz w:val="22"/>
+        </w:rPr>
+        <w:t xml:space="preserve"> como requisito (WCAG, DUA).</w:t>
+      </w:r>
+    </w:p>
+    <w:p>
+      <w:pPr>
+        <w:pStyle w:val="ListNumber"/>
+        <w:spacing w:after="60"/>
+        <w:ind w:left="403"/>
+      </w:pPr>
+      <w:r>
+        <w:rPr>
+          <w:rFonts w:ascii="Inter" w:hAnsi="Inter" w:cs="Inter"/>
+          <w:b/>
+          <w:i w:val="0"/>
+          <w:color w:val="1C1E2E"/>
+          <w:sz w:val="22"/>
+        </w:rPr>
+        <w:t>Si el encargo dio lugar a una decisión de diseño</w:t>
+      </w:r>
+      <w:r>
+        <w:rPr>
+          <w:rFonts w:ascii="Inter" w:hAnsi="Inter" w:cs="Inter"/>
+          <w:b w:val="0"/>
+          <w:i w:val="0"/>
+          <w:color w:val="1C1E2E"/>
+          <w:sz w:val="22"/>
+        </w:rPr>
+        <w:t xml:space="preserve"> que después se generalizó en MLLDE — como el modo voz.</w:t>
+      </w:r>
+    </w:p>
+    <w:p>
+      <w:pPr>
+        <w:spacing w:before="240" w:after="120"/>
+      </w:pPr>
+      <w:r>
+        <w:rPr>
+          <w:rFonts w:ascii="Inter" w:hAnsi="Inter" w:cs="Inter"/>
+          <w:b/>
+          <w:i w:val="0"/>
+          <w:color w:val="1C1E2E"/>
+          <w:sz w:val="23"/>
+        </w:rPr>
+        <w:t>Proyecto propio — Talkétika</w:t>
+      </w:r>
+    </w:p>
+    <w:p>
+      <w:r>
+        <w:rPr>
+          <w:rFonts w:ascii="Inter" w:hAnsi="Inter" w:cs="Inter"/>
+          <w:b/>
+          <w:i w:val="0"/>
+          <w:color w:val="1C1E2E"/>
+          <w:sz w:val="22"/>
+        </w:rPr>
+        <w:t>Fundadora y diseñadora de contenidos eLearning</w:t>
+      </w:r>
+      <w:r>
+        <w:rPr>
+          <w:rFonts w:ascii="Inter" w:hAnsi="Inter" w:cs="Inter"/>
+          <w:b w:val="0"/>
+          <w:i w:val="0"/>
+          <w:color w:val="1C1E2E"/>
+          <w:sz w:val="22"/>
+        </w:rPr>
+        <w:t xml:space="preserve"> · 2019 – actualidad · remoto Administradora de </w:t>
+      </w:r>
+      <w:r>
+        <w:rPr>
+          <w:rFonts w:ascii="Inter" w:hAnsi="Inter" w:cs="Inter"/>
+          <w:b/>
+          <w:i w:val="0"/>
+          <w:color w:val="1C1E2E"/>
+          <w:sz w:val="22"/>
+        </w:rPr>
+        <w:t>Chamilo (LMS)</w:t>
+      </w:r>
+      <w:r>
+        <w:rPr>
+          <w:rFonts w:ascii="Inter" w:hAnsi="Inter" w:cs="Inter"/>
+          <w:b w:val="0"/>
+          <w:i w:val="0"/>
+          <w:color w:val="1C1E2E"/>
+          <w:sz w:val="22"/>
+        </w:rPr>
+        <w:t xml:space="preserve"> desde 2019; contenido gamificado en </w:t>
+      </w:r>
+      <w:r>
+        <w:rPr>
+          <w:rFonts w:ascii="Inter" w:hAnsi="Inter" w:cs="Inter"/>
+          <w:b/>
+          <w:i w:val="0"/>
+          <w:color w:val="1C1E2E"/>
+          <w:sz w:val="22"/>
+        </w:rPr>
+        <w:t>Moodle, Canvas LMS y Chamilo</w:t>
+      </w:r>
+      <w:r>
+        <w:rPr>
+          <w:rFonts w:ascii="Inter" w:hAnsi="Inter" w:cs="Inter"/>
+          <w:b w:val="0"/>
+          <w:i w:val="0"/>
+          <w:color w:val="1C1E2E"/>
+          <w:sz w:val="22"/>
+        </w:rPr>
+        <w:t>; producción de audiolibros en Adobe Podcast. Sitio de evaluación de productos EdTech (</w:t>
+      </w:r>
+      <w:r>
+        <w:rPr>
+          <w:rFonts w:ascii="Inter" w:hAnsi="Inter" w:cs="Inter"/>
+          <w:b w:val="0"/>
+          <w:i/>
+          <w:color w:val="1C1E2E"/>
+          <w:sz w:val="22"/>
+        </w:rPr>
+        <w:t>TK Coach Review</w:t>
+      </w:r>
+      <w:r>
+        <w:rPr>
+          <w:rFonts w:ascii="Inter" w:hAnsi="Inter" w:cs="Inter"/>
+          <w:b w:val="0"/>
+          <w:i w:val="0"/>
+          <w:color w:val="1C1E2E"/>
+          <w:sz w:val="22"/>
+        </w:rPr>
+        <w:t xml:space="preserve">): </w:t>
+      </w:r>
+    </w:p>
+    <w:p>
+      <w:r>
+        <w:rPr>
+          <w:rFonts w:ascii="Inter" w:hAnsi="Inter" w:cs="Inter"/>
+          <w:b/>
+          <w:i w:val="0"/>
+          <w:color w:val="1C1E2E"/>
+          <w:sz w:val="22"/>
+        </w:rPr>
+        <w:t>TK Coach («Capi»)</w:t>
+      </w:r>
+      <w:r>
+        <w:rPr>
+          <w:rFonts w:ascii="Inter" w:hAnsi="Inter" w:cs="Inter"/>
+          <w:b w:val="0"/>
+          <w:i w:val="0"/>
+          <w:color w:val="1C1E2E"/>
+          <w:sz w:val="22"/>
+        </w:rPr>
+        <w:t xml:space="preserve"> — tutor de inglés de negocios por voz, con el </w:t>
+      </w:r>
+      <w:r>
+        <w:rPr>
+          <w:rFonts w:ascii="Inter" w:hAnsi="Inter" w:cs="Inter"/>
+          <w:b/>
+          <w:i w:val="0"/>
+          <w:color w:val="1C1E2E"/>
+          <w:sz w:val="22"/>
+        </w:rPr>
+        <w:t>Módulo de Medición en producción</w:t>
+      </w:r>
+      <w:r>
+        <w:rPr>
+          <w:rFonts w:ascii="Inter" w:hAnsi="Inter" w:cs="Inter"/>
+          <w:b w:val="0"/>
+          <w:i w:val="0"/>
+          <w:color w:val="1C1E2E"/>
+          <w:sz w:val="22"/>
+        </w:rPr>
+        <w:t xml:space="preserve">: Tier 1 de extremo a extremo, tres agentes LLM que observan, consolidador determinista, y evidencia </w:t>
+      </w:r>
+      <w:r>
+        <w:rPr>
+          <w:rFonts w:ascii="Inter" w:hAnsi="Inter" w:cs="Inter"/>
+          <w:b/>
+          <w:i w:val="0"/>
+          <w:color w:val="1C1E2E"/>
+          <w:sz w:val="22"/>
+        </w:rPr>
+        <w:t>xAPI</w:t>
+      </w:r>
+      <w:r>
+        <w:rPr>
+          <w:rFonts w:ascii="Inter" w:hAnsi="Inter" w:cs="Inter"/>
+          <w:b w:val="0"/>
+          <w:i w:val="0"/>
+          <w:color w:val="1C1E2E"/>
+          <w:sz w:val="22"/>
+        </w:rPr>
+        <w:t xml:space="preserve"> emitida a un </w:t>
+      </w:r>
+      <w:r>
+        <w:rPr>
+          <w:rFonts w:ascii="Inter" w:hAnsi="Inter" w:cs="Inter"/>
+          <w:b/>
+          <w:i w:val="0"/>
+          <w:color w:val="1C1E2E"/>
+          <w:sz w:val="22"/>
+        </w:rPr>
+        <w:t>LRS conformante</w:t>
+      </w:r>
+      <w:r>
+        <w:rPr>
+          <w:rFonts w:ascii="Inter" w:hAnsi="Inter" w:cs="Inter"/>
+          <w:b w:val="0"/>
+          <w:i w:val="0"/>
+          <w:color w:val="1C1E2E"/>
+          <w:sz w:val="22"/>
+        </w:rPr>
+        <w:t>. Es la instancia industrial que da soporte empírico a la segunda aportación del plan.</w:t>
+      </w:r>
+    </w:p>
+    <w:p>
+      <w:pPr>
+        <w:spacing w:before="240" w:after="120"/>
+      </w:pPr>
+      <w:r>
+        <w:rPr>
+          <w:rFonts w:ascii="Inter" w:hAnsi="Inter" w:cs="Inter"/>
+          <w:b/>
+          <w:i w:val="0"/>
+          <w:color w:val="1C1E2E"/>
+          <w:sz w:val="23"/>
+        </w:rPr>
+        <w:t>Artefactos con evaluación académica</w:t>
       </w:r>
     </w:p>
     <w:p>
@@ -1947,7 +3237,7 @@
           <w:color w:val="1C1E2E"/>
           <w:sz w:val="22"/>
         </w:rPr>
-        <w:t xml:space="preserve"> (PWA sin conexión, WCAG-AA, mentor de IA que andamia sin dar respuestas) — demo funcional de la fase </w:t>
+        <w:t xml:space="preserve"> — PWA sin conexión, WCAG-AA, mentor de IA que andamia sin dar respuestas. Demo funcional de la fase </w:t>
       </w:r>
       <w:r>
         <w:rPr>
@@ -1968,53 +3258,6 @@
           <w:sz w:val="22"/>
         </w:rPr>
         <w:t xml:space="preserve"> del modelo IPO en móvil.</w:t>
-      </w:r>
-    </w:p>
-    <w:p>
-      <w:pPr>
-        <w:pStyle w:val="ListBullet"/>
-        <w:spacing w:after="60"/>
-        <w:ind w:left="403"/>
-      </w:pPr>
-      <w:r>
-        <w:rPr>
-          <w:rFonts w:ascii="Inter" w:hAnsi="Inter" w:cs="Inter"/>
-          <w:b/>
-          <w:i w:val="0"/>
-          <w:color w:val="1C1E2E"/>
-          <w:sz w:val="22"/>
-        </w:rPr>
-        <w:t>Módulo de Medición en producción</w:t>
-      </w:r>
-      <w:r>
-        <w:rPr>
-          <w:rFonts w:ascii="Inter" w:hAnsi="Inter" w:cs="Inter"/>
-          <w:b w:val="0"/>
-          <w:i w:val="0"/>
-          <w:color w:val="1C1E2E"/>
-          <w:sz w:val="22"/>
-        </w:rPr>
-        <w:t xml:space="preserve"> — TK Coach («Capi», Talkétika), tutor de inglés de negocios por voz: Tier 1 de extremo a extremo, emitiendo evidencia xAPI a un </w:t>
-      </w:r>
-      <w:r>
-        <w:rPr>
-          <w:rFonts w:ascii="Inter" w:hAnsi="Inter" w:cs="Inter"/>
-          <w:b/>
-          <w:i w:val="0"/>
-          <w:color w:val="1C1E2E"/>
-          <w:sz w:val="22"/>
-        </w:rPr>
-        <w:t>LRS conformante</w:t>
-      </w:r>
-      <w:r>
-        <w:rPr>
-          <w:rFonts w:ascii="Inter" w:hAnsi="Inter" w:cs="Inter"/>
-          <w:b w:val="0"/>
-          <w:i w:val="0"/>
-          <w:color w:val="1C1E2E"/>
-          <w:sz w:val="22"/>
-        </w:rPr>
-        <w:t>.</w:t>
       </w:r>
     </w:p>
     <w:p>
@@ -2061,7 +3304,7 @@
           <w:color w:val="1C1E2E"/>
           <w:sz w:val="22"/>
         </w:rPr>
-        <w:t xml:space="preserve"> — el antecedente directo del principio </w:t>
+        <w:t xml:space="preserve"> — antecedente directo del principio </w:t>
       </w:r>
       <w:r>
         <w:rPr>
@@ -2086,9 +3329,7 @@
     </w:p>
     <w:p>
       <w:pPr>
-        <w:pStyle w:val="ListBullet"/>
-        <w:spacing w:after="60"/>
-        <w:ind w:left="403"/>
+        <w:spacing w:before="240" w:after="120"/>
       </w:pPr>
       <w:r>
         <w:rPr>
@@ -2096,9 +3337,31 @@
           <w:b/>
           <w:i w:val="0"/>
           <w:color w:val="1C1E2E"/>
+          <w:sz w:val="23"/>
+        </w:rPr>
+        <w:t>Competencias aplicadas en estos encargos</w:t>
+      </w:r>
+    </w:p>
+    <w:p>
+      <w:r>
+        <w:rPr>
+          <w:rFonts w:ascii="Inter" w:hAnsi="Inter" w:cs="Inter"/>
+          <w:b w:val="0"/>
+          <w:i w:val="0"/>
+          <w:color w:val="1C1E2E"/>
           <w:sz w:val="22"/>
         </w:rPr>
-        <w:t>Administradora de Chamilo (LMS) desde 2019</w:t>
+        <w:t xml:space="preserve">Diseño instruccional (ADDIE, SAM) · </w:t>
+      </w:r>
+      <w:r>
+        <w:rPr>
+          <w:rFonts w:ascii="Inter" w:hAnsi="Inter" w:cs="Inter"/>
+          <w:b w:val="0"/>
+          <w:i/>
+          <w:color w:val="1C1E2E"/>
+          <w:sz w:val="22"/>
+        </w:rPr>
+        <w:t>language learning experience design</w:t>
       </w:r>
       <w:r>
         <w:rPr>
@@ -2108,15 +3371,28 @@
           <w:color w:val="1C1E2E"/>
           <w:sz w:val="22"/>
         </w:rPr>
-        <w:t>; contenido gamificado en Moodle, Canvas LMS y Chamilo.</w:t>
+        <w:t xml:space="preserve"> · guionización y narrativa didáctica · gamificación y microlearning · diseño curricular alineado al MCER · evaluación por competencias · accesibilidad (DUA, WCAG 2.1 AA, Acta Europea de Accesibilidad) · empaquetado </w:t>
       </w:r>
-    </w:p>
-    <w:p>
-      <w:pPr>
-        <w:pBdr>
-          <w:bottom w:val="single" w:sz="6" w:space="1" w:color="E6E8F2"/>
-        </w:pBdr>
-      </w:pPr>
+      <w:r>
+        <w:rPr>
+          <w:rFonts w:ascii="Inter" w:hAnsi="Inter" w:cs="Inter"/>
+          <w:b/>
+          <w:i w:val="0"/>
+          <w:color w:val="1C1E2E"/>
+          <w:sz w:val="22"/>
+        </w:rPr>
+        <w:t>SCORM / xAPI / cmi5</w:t>
+      </w:r>
+      <w:r>
+        <w:rPr>
+          <w:rFonts w:ascii="Inter" w:hAnsi="Inter" w:cs="Inter"/>
+          <w:b w:val="0"/>
+          <w:i w:val="0"/>
+          <w:color w:val="1C1E2E"/>
+          <w:sz w:val="22"/>
+        </w:rPr>
+        <w:t xml:space="preserve"> · administración de LMS (Chamilo, Moodle, Canvas LMS) · autoría en Articulate 360 Rise y Canva · producción de audio (Adobe Podcast) · gobernanza humano–IA.</w:t>
+      </w:r>
     </w:p>
     <w:p>
       <w:pPr>
@@ -2524,6 +3800,33 @@
     </w:p>
     <w:p>
       <w:pPr>
+        <w:pStyle w:val="ListNumber"/>
+        <w:spacing w:after="60"/>
+        <w:ind w:left="403"/>
+      </w:pPr>
+      <w:r>
+        <w:rPr>
+          <w:rFonts w:ascii="Inter" w:hAnsi="Inter" w:cs="Inter"/>
+          <w:b/>
+          <w:i w:val="0"/>
+          <w:color w:val="1C1E2E"/>
+          <w:sz w:val="22"/>
+        </w:rPr>
+        <w:t>Práctica profesional en el ámbito exacto de la tesis.</w:t>
+      </w:r>
+      <w:r>
+        <w:rPr>
+          <w:rFonts w:ascii="Inter" w:hAnsi="Inter" w:cs="Inter"/>
+          <w:b w:val="0"/>
+          <w:i w:val="0"/>
+          <w:color w:val="1C1E2E"/>
+          <w:sz w:val="22"/>
+        </w:rPr>
+        <w:t xml:space="preserve"> Seis años diseñando y midiendo productos de aprendizaje de lenguas para clientes y organizaciones. No es experiencia «relacionada»: es el objeto de estudio ejercido profesionalmente, y es de donde salen los contextos auténticos que la investigación basada en diseño exige.</w:t>
+      </w:r>
+    </w:p>
+    <w:p>
+      <w:pPr>
         <w:pBdr>
           <w:bottom w:val="single" w:sz="6" w:space="1" w:color="E6E8F2"/>
         </w:pBdr>
@@ -2727,6 +4030,63 @@
           <w:sz w:val="22"/>
         </w:rPr>
         <w:t xml:space="preserve"> del máster en la UPV.</w:t>
+      </w:r>
+    </w:p>
+    <w:p>
+      <w:pPr>
+        <w:pStyle w:val="ListBullet"/>
+        <w:spacing w:after="60"/>
+        <w:ind w:left="403"/>
+      </w:pPr>
+      <w:r>
+        <w:rPr>
+          <w:rFonts w:ascii="Inter" w:hAnsi="Inter" w:cs="Inter"/>
+          <w:b w:val="0"/>
+          <w:i w:val="0"/>
+          <w:color w:val="1C1E2E"/>
+          <w:sz w:val="22"/>
+        </w:rPr>
+        <w:t xml:space="preserve">☐ 🔴 </w:t>
+      </w:r>
+      <w:r>
+        <w:rPr>
+          <w:rFonts w:ascii="Inter" w:hAnsi="Inter" w:cs="Inter"/>
+          <w:b/>
+          <w:i w:val="0"/>
+          <w:color w:val="1C1E2E"/>
+          <w:sz w:val="22"/>
+        </w:rPr>
+        <w:t>Lista de organizaciones y clientes</w:t>
+      </w:r>
+      <w:r>
+        <w:rPr>
+          <w:rFonts w:ascii="Inter" w:hAnsi="Inter" w:cs="Inter"/>
+          <w:b w:val="0"/>
+          <w:i w:val="0"/>
+          <w:color w:val="1C1E2E"/>
+          <w:sz w:val="22"/>
+        </w:rPr>
+        <w:t xml:space="preserve"> de diseño instruccional y </w:t>
+      </w:r>
+      <w:r>
+        <w:rPr>
+          <w:rFonts w:ascii="Inter" w:hAnsi="Inter" w:cs="Inter"/>
+          <w:b w:val="0"/>
+          <w:i/>
+          <w:color w:val="1C1E2E"/>
+          <w:sz w:val="22"/>
+        </w:rPr>
+        <w:t>language learning experience design</w:t>
+      </w:r>
+      <w:r>
+        <w:rPr>
+          <w:rFonts w:ascii="Inter" w:hAnsi="Inter" w:cs="Inter"/>
+          <w:b w:val="0"/>
+          <w:i w:val="0"/>
+          <w:color w:val="1C1E2E"/>
+          <w:sz w:val="22"/>
+        </w:rPr>
+        <w:t xml:space="preserve"> (§2.4), con periodo, rol y alcance. Es el dato que más refuerza el apartado B.6 del baremo y hoy es el único hueco grande del expediente.</w:t>
       </w:r>
     </w:p>
     <w:p>

--- a/doctorado/04-docx/Experiencia-Academica-Unificada-ES.docx
+++ b/doctorado/04-docx/Experiencia-Academica-Unificada-ES.docx
@@ -259,6 +259,16 @@
               </w:rPr>
               <w:t>1.568 horas</w:t>
             </w:r>
+            <w:r>
+              <w:rPr>
+                <w:rFonts w:ascii="Inter" w:hAnsi="Inter" w:cs="Inter"/>
+                <w:b w:val="0"/>
+                <w:i w:val="0"/>
+                <w:color w:val="1C1E2E"/>
+                <w:sz w:val="19"/>
+              </w:rPr>
+              <w:t xml:space="preserve"> en 8 semestres (I-2007 a II-2010)</w:t>
+            </w:r>
           </w:p>
         </w:tc>
         <w:tc>
@@ -278,7 +288,7 @@
                 <w:color w:val="1C1E2E"/>
                 <w:sz w:val="19"/>
               </w:rPr>
-              <w:t xml:space="preserve">Certificación de servicio docente, UDO </w:t>
+              <w:t xml:space="preserve">Constancia de Carga Académica + hoja de carga docente, UDO </w:t>
             </w:r>
             <w:r>
               <w:rPr>
@@ -311,7 +321,7 @@
                 <w:color w:val="1C1E2E"/>
                 <w:sz w:val="19"/>
               </w:rPr>
-              <w:t>Años de docencia universitaria</w:t>
+              <w:t>Departamentos y titulaciones servidas</w:t>
             </w:r>
           </w:p>
         </w:tc>
@@ -332,7 +342,7 @@
                 <w:color w:val="1C1E2E"/>
                 <w:sz w:val="19"/>
               </w:rPr>
-              <w:t>10</w:t>
+              <w:t>3 departamentos · 5 titulaciones</w:t>
             </w:r>
             <w:r>
               <w:rPr>
@@ -342,7 +352,7 @@
                 <w:color w:val="1C1E2E"/>
                 <w:sz w:val="19"/>
               </w:rPr>
-              <w:t xml:space="preserve"> (2005–2015)</w:t>
+              <w:t xml:space="preserve"> — incluida Biología Marina y Acuacultura</w:t>
             </w:r>
           </w:p>
         </w:tc>
@@ -364,6 +374,101 @@
                 <w:sz w:val="19"/>
               </w:rPr>
               <w:t>UDO, Núcleo Nueva Esparta</w:t>
+            </w:r>
+          </w:p>
+        </w:tc>
+      </w:tr>
+      <w:tr>
+        <w:tc>
+          <w:tcPr>
+            <w:tcW w:type="dxa" w:w="3216"/>
+          </w:tcPr>
+          <w:p>
+            <w:pPr>
+              <w:spacing w:after="40"/>
+            </w:pPr>
+            <w:r/>
+            <w:r>
+              <w:rPr>
+                <w:rFonts w:ascii="Inter" w:hAnsi="Inter" w:cs="Inter"/>
+                <w:b w:val="0"/>
+                <w:i w:val="0"/>
+                <w:color w:val="1C1E2E"/>
+                <w:sz w:val="19"/>
+              </w:rPr>
+              <w:t>Docencia de aula en educación media</w:t>
+            </w:r>
+          </w:p>
+        </w:tc>
+        <w:tc>
+          <w:tcPr>
+            <w:tcW w:type="dxa" w:w="3216"/>
+          </w:tcPr>
+          <w:p>
+            <w:pPr>
+              <w:spacing w:after="40"/>
+            </w:pPr>
+            <w:r/>
+            <w:r>
+              <w:rPr>
+                <w:rFonts w:ascii="Inter" w:hAnsi="Inter" w:cs="Inter"/>
+                <w:b/>
+                <w:i w:val="0"/>
+                <w:color w:val="1C1E2E"/>
+                <w:sz w:val="19"/>
+              </w:rPr>
+              <w:t>12 años y 3 meses</w:t>
+            </w:r>
+            <w:r>
+              <w:rPr>
+                <w:rFonts w:ascii="Inter" w:hAnsi="Inter" w:cs="Inter"/>
+                <w:b w:val="0"/>
+                <w:i w:val="0"/>
+                <w:color w:val="1C1E2E"/>
+                <w:sz w:val="19"/>
+              </w:rPr>
+              <w:t xml:space="preserve"> (oct. 2006 – ene. 2019), 36 h semanales de Inglés</w:t>
+            </w:r>
+          </w:p>
+        </w:tc>
+        <w:tc>
+          <w:tcPr>
+            <w:tcW w:type="dxa" w:w="3216"/>
+          </w:tcPr>
+          <w:p>
+            <w:pPr>
+              <w:spacing w:after="40"/>
+            </w:pPr>
+            <w:r/>
+            <w:r>
+              <w:rPr>
+                <w:rFonts w:ascii="Inter" w:hAnsi="Inter" w:cs="Inter"/>
+                <w:b w:val="0"/>
+                <w:i w:val="0"/>
+                <w:color w:val="1C1E2E"/>
+                <w:sz w:val="19"/>
+              </w:rPr>
+              <w:t xml:space="preserve">Ministerio de Educación </w:t>
+            </w:r>
+            <w:r>
+              <w:rPr>
+                <w:rFonts w:ascii="Inter" w:hAnsi="Inter" w:cs="Inter"/>
+                <w:b/>
+                <w:i w:val="0"/>
+                <w:color w:val="1C1E2E"/>
+                <w:sz w:val="19"/>
+              </w:rPr>
+              <w:t>[DOC-16b]</w:t>
+            </w:r>
+            <w:r>
+              <w:rPr>
+                <w:rFonts w:ascii="Inter" w:hAnsi="Inter" w:cs="Inter"/>
+                <w:b w:val="0"/>
+                <w:i w:val="0"/>
+                <w:color w:val="1C1E2E"/>
+                <w:sz w:val="19"/>
+              </w:rPr>
+              <w:t xml:space="preserve"> · IVSS</w:t>
             </w:r>
           </w:p>
         </w:tc>
@@ -461,7 +566,7 @@
                 <w:color w:val="1C1E2E"/>
                 <w:sz w:val="19"/>
               </w:rPr>
-              <w:t>Instituciones universitarias</w:t>
+              <w:t>Instituciones</w:t>
             </w:r>
           </w:p>
         </w:tc>
@@ -482,7 +587,7 @@
                 <w:color w:val="1C1E2E"/>
                 <w:sz w:val="19"/>
               </w:rPr>
-              <w:t>3</w:t>
+              <w:t>4</w:t>
             </w:r>
             <w:r>
               <w:rPr>
@@ -492,7 +597,7 @@
                 <w:color w:val="1C1E2E"/>
                 <w:sz w:val="19"/>
               </w:rPr>
-              <w:t xml:space="preserve"> — ULA (formación y práctica docente), UDO (docencia), UPV (investigación)</w:t>
+              <w:t xml:space="preserve"> — ULA (formación y práctica docente), UDO (docencia universitaria), Ministerio de Educación (docencia media), UPV (investigación)</w:t>
             </w:r>
           </w:p>
         </w:tc>
@@ -1353,7 +1458,7 @@
           <w:color w:val="1C1E2E"/>
           <w:sz w:val="26"/>
         </w:rPr>
-        <w:t>2.2 · Universidad de Oriente (UDO), Núcleo Nueva Esparta · 2005 – 2015</w:t>
+        <w:t>2.2 · Universidad de Oriente (UDO), Núcleo Nueva Esparta · 2007 – 2010</w:t>
       </w:r>
     </w:p>
     <w:p>
@@ -1365,7 +1470,7 @@
           <w:color w:val="1C1E2E"/>
           <w:sz w:val="22"/>
         </w:rPr>
-        <w:t>Docencia universitaria y escritura científica</w:t>
+        <w:t>Docencia universitaria de inglés para fines específicos — 1.568 horas</w:t>
       </w:r>
     </w:p>
     <w:p>
@@ -1377,7 +1482,7 @@
           <w:color w:val="1C1E2E"/>
           <w:sz w:val="22"/>
         </w:rPr>
-        <w:t>Docencia — 1.568 horas acreditadas.</w:t>
+        <w:t>Cargo.</w:t>
       </w:r>
       <w:r>
         <w:rPr>
@@ -1387,7 +1492,7 @@
           <w:color w:val="1C1E2E"/>
           <w:sz w:val="22"/>
         </w:rPr>
-        <w:t xml:space="preserve"> Profesora de </w:t>
+        <w:t xml:space="preserve"> Profesora </w:t>
       </w:r>
       <w:r>
         <w:rPr>
@@ -1397,7 +1502,7 @@
           <w:color w:val="1C1E2E"/>
           <w:sz w:val="22"/>
         </w:rPr>
-        <w:t>Inglés Científico</w:t>
+        <w:t>contratada</w:t>
       </w:r>
       <w:r>
         <w:rPr>
@@ -1407,7 +1512,27 @@
           <w:color w:val="1C1E2E"/>
           <w:sz w:val="22"/>
         </w:rPr>
-        <w:t xml:space="preserve"> en titulaciones de ciencias. Docencia de inglés con fines específicos (ESP/EAP) para alumnado de grado en áreas científicas.</w:t>
+        <w:t xml:space="preserve">, con posterior </w:t>
+      </w:r>
+      <w:r>
+        <w:rPr>
+          <w:rFonts w:ascii="Inter" w:hAnsi="Inter" w:cs="Inter"/>
+          <w:b/>
+          <w:i w:val="0"/>
+          <w:color w:val="1C1E2E"/>
+          <w:sz w:val="22"/>
+        </w:rPr>
+        <w:t>pase a código de cargo a Tiempo Completo</w:t>
+      </w:r>
+      <w:r>
+        <w:rPr>
+          <w:rFonts w:ascii="Inter" w:hAnsi="Inter" w:cs="Inter"/>
+          <w:b w:val="0"/>
+          <w:i w:val="0"/>
+          <w:color w:val="1C1E2E"/>
+          <w:sz w:val="22"/>
+        </w:rPr>
+        <w:t>, en la Unidad de Estudios Básicos.</w:t>
       </w:r>
     </w:p>
     <w:p>
@@ -1419,7 +1544,7 @@
           <w:color w:val="1C1E2E"/>
           <w:sz w:val="22"/>
         </w:rPr>
-        <w:t>Investigación y escritura científica.</w:t>
+        <w:t>Volumen certificado: 1.568 horas docentes</w:t>
       </w:r>
       <w:r>
         <w:rPr>
@@ -1429,7 +1554,7 @@
           <w:color w:val="1C1E2E"/>
           <w:sz w:val="22"/>
         </w:rPr>
-        <w:t xml:space="preserve"> Redacción y revisión de contenido científico en inglés para revistas revisadas por pares de alto impacto, en </w:t>
+        <w:t xml:space="preserve"> en </w:t>
       </w:r>
       <w:r>
         <w:rPr>
@@ -1439,7 +1564,7 @@
           <w:color w:val="1C1E2E"/>
           <w:sz w:val="22"/>
         </w:rPr>
-        <w:t>odontología</w:t>
+        <w:t>8 semestres consecutivos</w:t>
       </w:r>
       <w:r>
         <w:rPr>
@@ -1449,8 +1574,10 @@
           <w:color w:val="1C1E2E"/>
           <w:sz w:val="22"/>
         </w:rPr>
-        <w:t xml:space="preserve"> y </w:t>
+        <w:t xml:space="preserve"> (I-2007 a II-2010): siete semestres de 192 h y uno de 224 h, equivalentes a 12–14 horas semanales.</w:t>
       </w:r>
+    </w:p>
+    <w:p>
       <w:r>
         <w:rPr>
           <w:rFonts w:ascii="Inter" w:hAnsi="Inter" w:cs="Inter"/>
@@ -1459,19 +1586,294 @@
           <w:color w:val="1C1E2E"/>
           <w:sz w:val="22"/>
         </w:rPr>
-        <w:t>biología marina</w:t>
-      </w:r>
-      <w:r>
-        <w:rPr>
-          <w:rFonts w:ascii="Inter" w:hAnsi="Inter" w:cs="Inter"/>
-          <w:b w:val="0"/>
-          <w:i w:val="0"/>
-          <w:color w:val="1C1E2E"/>
-          <w:sz w:val="22"/>
-        </w:rPr>
-        <w:t>. Este trabajo se reconoce en los agradecimientos de:</w:t>
+        <w:t>Alcance — tres departamentos, cinco titulaciones:</w:t>
       </w:r>
     </w:p>
+    <w:tbl>
+      <w:tblPr>
+        <w:tblW w:type="auto" w:w="0"/>
+        <w:jc w:val="left"/>
+        <w:tblBorders>
+          <w:top w:val="single" w:sz="4" w:space="0" w:color="E6E8F2"/>
+          <w:left w:val="single" w:sz="4" w:space="0" w:color="E6E8F2"/>
+          <w:bottom w:val="single" w:sz="4" w:space="0" w:color="E6E8F2"/>
+          <w:right w:val="single" w:sz="4" w:space="0" w:color="E6E8F2"/>
+          <w:insideH w:val="single" w:sz="4" w:space="0" w:color="E6E8F2"/>
+          <w:insideV w:val="single" w:sz="4" w:space="0" w:color="E6E8F2"/>
+        </w:tblBorders>
+        <w:tblLayout w:type="autofit"/>
+        <w:tblLook w:firstColumn="1" w:firstRow="1" w:lastColumn="0" w:lastRow="0" w:noHBand="0" w:noVBand="1" w:val="04A0"/>
+      </w:tblPr>
+      <w:tblGrid>
+        <w:gridCol w:w="3216"/>
+        <w:gridCol w:w="3216"/>
+        <w:gridCol w:w="3216"/>
+      </w:tblGrid>
+      <w:tr>
+        <w:tc>
+          <w:tcPr>
+            <w:tcW w:type="dxa" w:w="3216"/>
+            <w:shd w:val="clear" w:color="auto" w:fill="EEF2FD"/>
+          </w:tcPr>
+          <w:p>
+            <w:pPr>
+              <w:spacing w:after="40"/>
+            </w:pPr>
+            <w:r/>
+            <w:r>
+              <w:rPr>
+                <w:rFonts w:ascii="Inter" w:hAnsi="Inter" w:cs="Inter"/>
+                <w:b/>
+                <w:i w:val="0"/>
+                <w:color w:val="22307C"/>
+                <w:sz w:val="19"/>
+              </w:rPr>
+              <w:t>Departamento</w:t>
+            </w:r>
+          </w:p>
+        </w:tc>
+        <w:tc>
+          <w:tcPr>
+            <w:tcW w:type="dxa" w:w="3216"/>
+            <w:shd w:val="clear" w:color="auto" w:fill="EEF2FD"/>
+          </w:tcPr>
+          <w:p>
+            <w:pPr>
+              <w:spacing w:after="40"/>
+            </w:pPr>
+            <w:r/>
+            <w:r>
+              <w:rPr>
+                <w:rFonts w:ascii="Inter" w:hAnsi="Inter" w:cs="Inter"/>
+                <w:b/>
+                <w:i w:val="0"/>
+                <w:color w:val="22307C"/>
+                <w:sz w:val="19"/>
+              </w:rPr>
+              <w:t>Titulaciones</w:t>
+            </w:r>
+          </w:p>
+        </w:tc>
+        <w:tc>
+          <w:tcPr>
+            <w:tcW w:type="dxa" w:w="3216"/>
+            <w:shd w:val="clear" w:color="auto" w:fill="EEF2FD"/>
+          </w:tcPr>
+          <w:p>
+            <w:pPr>
+              <w:spacing w:after="40"/>
+            </w:pPr>
+            <w:r/>
+            <w:r>
+              <w:rPr>
+                <w:rFonts w:ascii="Inter" w:hAnsi="Inter" w:cs="Inter"/>
+                <w:b/>
+                <w:i w:val="0"/>
+                <w:color w:val="22307C"/>
+                <w:sz w:val="19"/>
+              </w:rPr>
+              <w:t>Asignaturas</w:t>
+            </w:r>
+          </w:p>
+        </w:tc>
+      </w:tr>
+      <w:tr>
+        <w:tc>
+          <w:tcPr>
+            <w:tcW w:type="dxa" w:w="3216"/>
+          </w:tcPr>
+          <w:p>
+            <w:pPr>
+              <w:spacing w:after="40"/>
+            </w:pPr>
+            <w:r/>
+            <w:r>
+              <w:rPr>
+                <w:rFonts w:ascii="Inter" w:hAnsi="Inter" w:cs="Inter"/>
+                <w:b w:val="0"/>
+                <w:i w:val="0"/>
+                <w:color w:val="1C1E2E"/>
+                <w:sz w:val="19"/>
+              </w:rPr>
+              <w:t>Socio-Humanidades</w:t>
+            </w:r>
+          </w:p>
+        </w:tc>
+        <w:tc>
+          <w:tcPr>
+            <w:tcW w:type="dxa" w:w="3216"/>
+          </w:tcPr>
+          <w:p>
+            <w:pPr>
+              <w:spacing w:after="40"/>
+            </w:pPr>
+            <w:r/>
+            <w:r>
+              <w:rPr>
+                <w:rFonts w:ascii="Inter" w:hAnsi="Inter" w:cs="Inter"/>
+                <w:b w:val="0"/>
+                <w:i w:val="0"/>
+                <w:color w:val="1C1E2E"/>
+                <w:sz w:val="19"/>
+              </w:rPr>
+              <w:t>Turismo · Contaduría</w:t>
+            </w:r>
+          </w:p>
+        </w:tc>
+        <w:tc>
+          <w:tcPr>
+            <w:tcW w:type="dxa" w:w="3216"/>
+          </w:tcPr>
+          <w:p>
+            <w:pPr>
+              <w:spacing w:after="40"/>
+            </w:pPr>
+            <w:r/>
+            <w:r>
+              <w:rPr>
+                <w:rFonts w:ascii="Inter" w:hAnsi="Inter" w:cs="Inter"/>
+                <w:b w:val="0"/>
+                <w:i w:val="0"/>
+                <w:color w:val="1C1E2E"/>
+                <w:sz w:val="19"/>
+              </w:rPr>
+              <w:t>Inglés Instrumental · Inglés II · Inglés I para Ciencias Administrativas</w:t>
+            </w:r>
+          </w:p>
+        </w:tc>
+      </w:tr>
+      <w:tr>
+        <w:tc>
+          <w:tcPr>
+            <w:tcW w:type="dxa" w:w="3216"/>
+          </w:tcPr>
+          <w:p>
+            <w:pPr>
+              <w:spacing w:after="40"/>
+            </w:pPr>
+            <w:r/>
+            <w:r>
+              <w:rPr>
+                <w:rFonts w:ascii="Inter" w:hAnsi="Inter" w:cs="Inter"/>
+                <w:b w:val="0"/>
+                <w:i w:val="0"/>
+                <w:color w:val="1C1E2E"/>
+                <w:sz w:val="19"/>
+              </w:rPr>
+              <w:t>Hotelería y Turismo</w:t>
+            </w:r>
+          </w:p>
+        </w:tc>
+        <w:tc>
+          <w:tcPr>
+            <w:tcW w:type="dxa" w:w="3216"/>
+          </w:tcPr>
+          <w:p>
+            <w:pPr>
+              <w:spacing w:after="40"/>
+            </w:pPr>
+            <w:r/>
+            <w:r>
+              <w:rPr>
+                <w:rFonts w:ascii="Inter" w:hAnsi="Inter" w:cs="Inter"/>
+                <w:b w:val="0"/>
+                <w:i w:val="0"/>
+                <w:color w:val="1C1E2E"/>
+                <w:sz w:val="19"/>
+              </w:rPr>
+              <w:t>Turismo · Servicios Turísticos</w:t>
+            </w:r>
+          </w:p>
+        </w:tc>
+        <w:tc>
+          <w:tcPr>
+            <w:tcW w:type="dxa" w:w="3216"/>
+          </w:tcPr>
+          <w:p>
+            <w:pPr>
+              <w:spacing w:after="40"/>
+            </w:pPr>
+            <w:r/>
+            <w:r>
+              <w:rPr>
+                <w:rFonts w:ascii="Inter" w:hAnsi="Inter" w:cs="Inter"/>
+                <w:b w:val="0"/>
+                <w:i w:val="0"/>
+                <w:color w:val="1C1E2E"/>
+                <w:sz w:val="19"/>
+              </w:rPr>
+              <w:t>Inglés I · Inglés II</w:t>
+            </w:r>
+          </w:p>
+        </w:tc>
+      </w:tr>
+      <w:tr>
+        <w:tc>
+          <w:tcPr>
+            <w:tcW w:type="dxa" w:w="3216"/>
+          </w:tcPr>
+          <w:p>
+            <w:pPr>
+              <w:spacing w:after="40"/>
+            </w:pPr>
+            <w:r/>
+            <w:r>
+              <w:rPr>
+                <w:rFonts w:ascii="Inter" w:hAnsi="Inter" w:cs="Inter"/>
+                <w:b/>
+                <w:i w:val="0"/>
+                <w:color w:val="1C1E2E"/>
+                <w:sz w:val="19"/>
+              </w:rPr>
+              <w:t>Ciencias Aplicadas al Mar</w:t>
+            </w:r>
+          </w:p>
+        </w:tc>
+        <w:tc>
+          <w:tcPr>
+            <w:tcW w:type="dxa" w:w="3216"/>
+          </w:tcPr>
+          <w:p>
+            <w:pPr>
+              <w:spacing w:after="40"/>
+            </w:pPr>
+            <w:r/>
+            <w:r>
+              <w:rPr>
+                <w:rFonts w:ascii="Inter" w:hAnsi="Inter" w:cs="Inter"/>
+                <w:b/>
+                <w:i w:val="0"/>
+                <w:color w:val="1C1E2E"/>
+                <w:sz w:val="19"/>
+              </w:rPr>
+              <w:t>Biología Marina · Acuacultura</w:t>
+            </w:r>
+          </w:p>
+        </w:tc>
+        <w:tc>
+          <w:tcPr>
+            <w:tcW w:type="dxa" w:w="3216"/>
+          </w:tcPr>
+          <w:p>
+            <w:pPr>
+              <w:spacing w:after="40"/>
+            </w:pPr>
+            <w:r/>
+            <w:r>
+              <w:rPr>
+                <w:rFonts w:ascii="Inter" w:hAnsi="Inter" w:cs="Inter"/>
+                <w:b/>
+                <w:i w:val="0"/>
+                <w:color w:val="1C1E2E"/>
+                <w:sz w:val="19"/>
+              </w:rPr>
+              <w:t>Inglés Técnico · Inglés Instrumental</w:t>
+            </w:r>
+          </w:p>
+        </w:tc>
+      </w:tr>
+    </w:tbl>
+    <w:p/>
     <w:p>
       <w:pPr>
         <w:pBdr>
@@ -1488,7 +1890,67 @@
           <w:color w:val="5B5F77"/>
           <w:sz w:val="21"/>
         </w:rPr>
-        <w:t xml:space="preserve">Sotelo-Casas, R. C., Rodríguez-Troncoso, A. P., Rodríguez-Zaragoza, F. A., Solís-Marín, F. A., Godínez-Domínguez, E., &amp; Cupul-Magaña, A. L. (2019). Spatial-temporal variations in echinoderm diversity within coral communities in a transitional region of the northeast of the eastern Pacific. </w:t>
+        <w:t xml:space="preserve">⭐ </w:t>
+      </w:r>
+      <w:r>
+        <w:rPr>
+          <w:rFonts w:ascii="Inter" w:hAnsi="Inter" w:cs="Inter"/>
+          <w:b/>
+          <w:i w:val="0"/>
+          <w:color w:val="5B5F77"/>
+          <w:sz w:val="21"/>
+        </w:rPr>
+        <w:t>La especialización que esto acredita.</w:t>
+      </w:r>
+      <w:r>
+        <w:rPr>
+          <w:rFonts w:ascii="Inter" w:hAnsi="Inter" w:cs="Inter"/>
+          <w:b w:val="0"/>
+          <w:i w:val="0"/>
+          <w:color w:val="5B5F77"/>
+          <w:sz w:val="21"/>
+        </w:rPr>
+        <w:t xml:space="preserve"> Enseñó </w:t>
+      </w:r>
+      <w:r>
+        <w:rPr>
+          <w:rFonts w:ascii="Inter" w:hAnsi="Inter" w:cs="Inter"/>
+          <w:b/>
+          <w:i w:val="0"/>
+          <w:color w:val="5B5F77"/>
+          <w:sz w:val="21"/>
+        </w:rPr>
+        <w:t>Inglés Técnico e Inglés Instrumental a Biología Marina y Acuacultura</w:t>
+      </w:r>
+      <w:r>
+        <w:rPr>
+          <w:rFonts w:ascii="Inter" w:hAnsi="Inter" w:cs="Inter"/>
+          <w:b w:val="0"/>
+          <w:i w:val="0"/>
+          <w:color w:val="5B5F77"/>
+          <w:sz w:val="21"/>
+        </w:rPr>
+        <w:t xml:space="preserve">, y en el mismo periodo redactaba y revisaba artículos científicos en inglés de </w:t>
+      </w:r>
+      <w:r>
+        <w:rPr>
+          <w:rFonts w:ascii="Inter" w:hAnsi="Inter" w:cs="Inter"/>
+          <w:b/>
+          <w:i w:val="0"/>
+          <w:color w:val="5B5F77"/>
+          <w:sz w:val="21"/>
+        </w:rPr>
+        <w:t>biología marina</w:t>
+      </w:r>
+      <w:r>
+        <w:rPr>
+          <w:rFonts w:ascii="Inter" w:hAnsi="Inter" w:cs="Inter"/>
+          <w:b w:val="0"/>
+          <w:i w:val="0"/>
+          <w:color w:val="5B5F77"/>
+          <w:sz w:val="21"/>
+        </w:rPr>
+        <w:t xml:space="preserve"> para publicación internacional — trabajo reconocido en los agradecimientos de Sotelo-Casas et al. (2019), </w:t>
       </w:r>
       <w:r>
         <w:rPr>
@@ -1498,7 +1960,7 @@
           <w:color w:val="5B5F77"/>
           <w:sz w:val="21"/>
         </w:rPr>
-        <w:t>Estuarine, Coastal and Shelf Science, 227</w:t>
+        <w:t>Estuarine, Coastal and Shelf Science</w:t>
       </w:r>
       <w:r>
         <w:rPr>
@@ -1508,27 +1970,7 @@
           <w:color w:val="5B5F77"/>
           <w:sz w:val="21"/>
         </w:rPr>
-        <w:t>, 106346 — agradecida por «</w:t>
-      </w:r>
-      <w:r>
-        <w:rPr>
-          <w:rFonts w:ascii="Inter" w:hAnsi="Inter" w:cs="Inter"/>
-          <w:b w:val="0"/>
-          <w:i/>
-          <w:color w:val="5B5F77"/>
-          <w:sz w:val="21"/>
-        </w:rPr>
-        <w:t>valuable comments on the manuscript's English and scientific content</w:t>
-      </w:r>
-      <w:r>
-        <w:rPr>
-          <w:rFonts w:ascii="Inter" w:hAnsi="Inter" w:cs="Inter"/>
-          <w:b w:val="0"/>
-          <w:i w:val="0"/>
-          <w:color w:val="5B5F77"/>
-          <w:sz w:val="21"/>
-        </w:rPr>
-        <w:t xml:space="preserve">» (p. 8, como A. Z. Eslava de Morales). </w:t>
+        <w:t xml:space="preserve"> (Elsevier), p. 8, como A. Z. Eslava de Morales. </w:t>
       </w:r>
       <w:r>
         <w:rPr>
@@ -1539,6 +1981,36 @@
           <w:sz w:val="21"/>
         </w:rPr>
         <w:t>[DOC-14]</w:t>
+      </w:r>
+      <w:r>
+        <w:rPr>
+          <w:rFonts w:ascii="Inter" w:hAnsi="Inter" w:cs="Inter"/>
+          <w:b w:val="0"/>
+          <w:i w:val="0"/>
+          <w:color w:val="5B5F77"/>
+          <w:sz w:val="21"/>
+        </w:rPr>
+        <w:t xml:space="preserve"> No son dos méritos separados: son </w:t>
+      </w:r>
+      <w:r>
+        <w:rPr>
+          <w:rFonts w:ascii="Inter" w:hAnsi="Inter" w:cs="Inter"/>
+          <w:b/>
+          <w:i w:val="0"/>
+          <w:color w:val="5B5F77"/>
+          <w:sz w:val="21"/>
+        </w:rPr>
+        <w:t>inglés para las ciencias, enseñado en la universidad y ejercido para publicación</w:t>
+      </w:r>
+      <w:r>
+        <w:rPr>
+          <w:rFonts w:ascii="Inter" w:hAnsi="Inter" w:cs="Inter"/>
+          <w:b w:val="0"/>
+          <w:i w:val="0"/>
+          <w:color w:val="5B5F77"/>
+          <w:sz w:val="21"/>
+        </w:rPr>
+        <w:t>. Para una tesis sobre escritura académica y evaluación de la competencia lingüística, es la credencial más pertinente del expediente.</w:t>
       </w:r>
     </w:p>
     <w:p>
@@ -1622,7 +2094,7 @@
           <w:color w:val="1C1E2E"/>
           <w:sz w:val="22"/>
         </w:rPr>
-        <w:t>Publicación del periodo previo, arbitrada e indexada:</w:t>
+        <w:t>Publicación arbitrada e indexada del periodo previo:</w:t>
       </w:r>
     </w:p>
     <w:p>
@@ -1717,6 +2189,482 @@
     <w:p>
       <w:pPr>
         <w:pBdr>
+          <w:bottom w:val="single" w:sz="6" w:space="1" w:color="E6E8F2"/>
+        </w:pBdr>
+      </w:pPr>
+    </w:p>
+    <w:p>
+      <w:pPr>
+        <w:spacing w:before="240" w:after="120"/>
+      </w:pPr>
+      <w:r>
+        <w:rPr>
+          <w:rFonts w:ascii="Inter" w:hAnsi="Inter" w:cs="Inter"/>
+          <w:b/>
+          <w:i w:val="0"/>
+          <w:color w:val="1C1E2E"/>
+          <w:sz w:val="26"/>
+        </w:rPr>
+        <w:t>2.2b · Ministerio del Poder Popular para la Educación · octubre 2006 – enero 2019</w:t>
+      </w:r>
+    </w:p>
+    <w:p>
+      <w:r>
+        <w:rPr>
+          <w:rFonts w:ascii="Inter" w:hAnsi="Inter" w:cs="Inter"/>
+          <w:b/>
+          <w:i w:val="0"/>
+          <w:color w:val="1C1E2E"/>
+          <w:sz w:val="22"/>
+        </w:rPr>
+        <w:t>Docencia de inglés en educación media — 12 años y 3 meses</w:t>
+      </w:r>
+    </w:p>
+    <w:p>
+      <w:r>
+        <w:rPr>
+          <w:rFonts w:ascii="Inter" w:hAnsi="Inter" w:cs="Inter"/>
+          <w:b/>
+          <w:i w:val="0"/>
+          <w:color w:val="1C1E2E"/>
+          <w:sz w:val="22"/>
+        </w:rPr>
+        <w:t>Docente III de Aula</w:t>
+      </w:r>
+      <w:r>
+        <w:rPr>
+          <w:rFonts w:ascii="Inter" w:hAnsi="Inter" w:cs="Inter"/>
+          <w:b w:val="0"/>
+          <w:i w:val="0"/>
+          <w:color w:val="1C1E2E"/>
+          <w:sz w:val="22"/>
+        </w:rPr>
+        <w:t xml:space="preserve">, código de cargo </w:t>
+      </w:r>
+      <w:r>
+        <w:rPr>
+          <w:rFonts w:ascii="Inter" w:hAnsi="Inter" w:cs="Inter"/>
+          <w:b/>
+          <w:i w:val="0"/>
+          <w:color w:val="1C1E2E"/>
+          <w:sz w:val="22"/>
+        </w:rPr>
+        <w:t>1133DH</w:t>
+      </w:r>
+      <w:r>
+        <w:rPr>
+          <w:rFonts w:ascii="Inter" w:hAnsi="Inter" w:cs="Inter"/>
+          <w:b w:val="0"/>
+          <w:i w:val="0"/>
+          <w:color w:val="1C1E2E"/>
+          <w:sz w:val="22"/>
+        </w:rPr>
+        <w:t xml:space="preserve">, en la </w:t>
+      </w:r>
+      <w:r>
+        <w:rPr>
+          <w:rFonts w:ascii="Inter" w:hAnsi="Inter" w:cs="Inter"/>
+          <w:b/>
+          <w:i w:val="0"/>
+          <w:color w:val="1C1E2E"/>
+          <w:sz w:val="22"/>
+        </w:rPr>
+        <w:t>L.N. Santa Rosalía de Palermo</w:t>
+      </w:r>
+      <w:r>
+        <w:rPr>
+          <w:rFonts w:ascii="Inter" w:hAnsi="Inter" w:cs="Inter"/>
+          <w:b w:val="0"/>
+          <w:i w:val="0"/>
+          <w:color w:val="1C1E2E"/>
+          <w:sz w:val="22"/>
+        </w:rPr>
+        <w:t xml:space="preserve"> (antes E.B. Antonio Díaz), Zona Educativa del Estado Nueva Esparta. </w:t>
+      </w:r>
+      <w:r>
+        <w:rPr>
+          <w:rFonts w:ascii="Inter" w:hAnsi="Inter" w:cs="Inter"/>
+          <w:b/>
+          <w:i w:val="0"/>
+          <w:color w:val="1C1E2E"/>
+          <w:sz w:val="22"/>
+        </w:rPr>
+        <w:t>36 horas semanales de Inglés</w:t>
+      </w:r>
+      <w:r>
+        <w:rPr>
+          <w:rFonts w:ascii="Inter" w:hAnsi="Inter" w:cs="Inter"/>
+          <w:b w:val="0"/>
+          <w:i w:val="0"/>
+          <w:color w:val="1C1E2E"/>
+          <w:sz w:val="22"/>
+        </w:rPr>
+        <w:t xml:space="preserve"> desde el nombramiento.</w:t>
+      </w:r>
+    </w:p>
+    <w:tbl>
+      <w:tblPr>
+        <w:tblW w:type="auto" w:w="0"/>
+        <w:jc w:val="left"/>
+        <w:tblBorders>
+          <w:top w:val="single" w:sz="4" w:space="0" w:color="E6E8F2"/>
+          <w:left w:val="single" w:sz="4" w:space="0" w:color="E6E8F2"/>
+          <w:bottom w:val="single" w:sz="4" w:space="0" w:color="E6E8F2"/>
+          <w:right w:val="single" w:sz="4" w:space="0" w:color="E6E8F2"/>
+          <w:insideH w:val="single" w:sz="4" w:space="0" w:color="E6E8F2"/>
+          <w:insideV w:val="single" w:sz="4" w:space="0" w:color="E6E8F2"/>
+        </w:tblBorders>
+        <w:tblLayout w:type="autofit"/>
+        <w:tblLook w:firstColumn="1" w:firstRow="1" w:lastColumn="0" w:lastRow="0" w:noHBand="0" w:noVBand="1" w:val="04A0"/>
+      </w:tblPr>
+      <w:tblGrid>
+        <w:gridCol w:w="3216"/>
+        <w:gridCol w:w="3216"/>
+        <w:gridCol w:w="3216"/>
+      </w:tblGrid>
+      <w:tr>
+        <w:tc>
+          <w:tcPr>
+            <w:tcW w:type="dxa" w:w="3216"/>
+            <w:shd w:val="clear" w:color="auto" w:fill="EEF2FD"/>
+          </w:tcPr>
+          <w:p>
+            <w:pPr>
+              <w:spacing w:after="40"/>
+            </w:pPr>
+            <w:r/>
+            <w:r>
+              <w:rPr>
+                <w:rFonts w:ascii="Inter" w:hAnsi="Inter" w:cs="Inter"/>
+                <w:b/>
+                <w:i w:val="0"/>
+                <w:color w:val="22307C"/>
+                <w:sz w:val="19"/>
+              </w:rPr>
+              <w:t>Dato</w:t>
+            </w:r>
+          </w:p>
+        </w:tc>
+        <w:tc>
+          <w:tcPr>
+            <w:tcW w:type="dxa" w:w="3216"/>
+            <w:shd w:val="clear" w:color="auto" w:fill="EEF2FD"/>
+          </w:tcPr>
+          <w:p>
+            <w:pPr>
+              <w:spacing w:after="40"/>
+            </w:pPr>
+            <w:r/>
+            <w:r>
+              <w:rPr>
+                <w:rFonts w:ascii="Inter" w:hAnsi="Inter" w:cs="Inter"/>
+                <w:b/>
+                <w:i w:val="0"/>
+                <w:color w:val="22307C"/>
+                <w:sz w:val="19"/>
+              </w:rPr>
+              <w:t>Valor</w:t>
+            </w:r>
+          </w:p>
+        </w:tc>
+        <w:tc>
+          <w:tcPr>
+            <w:tcW w:type="dxa" w:w="3216"/>
+            <w:shd w:val="clear" w:color="auto" w:fill="EEF2FD"/>
+          </w:tcPr>
+          <w:p>
+            <w:pPr>
+              <w:spacing w:after="40"/>
+            </w:pPr>
+            <w:r/>
+            <w:r>
+              <w:rPr>
+                <w:rFonts w:ascii="Inter" w:hAnsi="Inter" w:cs="Inter"/>
+                <w:b/>
+                <w:i w:val="0"/>
+                <w:color w:val="22307C"/>
+                <w:sz w:val="19"/>
+              </w:rPr>
+              <w:t>Documento</w:t>
+            </w:r>
+          </w:p>
+        </w:tc>
+      </w:tr>
+      <w:tr>
+        <w:tc>
+          <w:tcPr>
+            <w:tcW w:type="dxa" w:w="3216"/>
+          </w:tcPr>
+          <w:p>
+            <w:pPr>
+              <w:spacing w:after="40"/>
+            </w:pPr>
+            <w:r/>
+            <w:r>
+              <w:rPr>
+                <w:rFonts w:ascii="Inter" w:hAnsi="Inter" w:cs="Inter"/>
+                <w:b w:val="0"/>
+                <w:i w:val="0"/>
+                <w:color w:val="1C1E2E"/>
+                <w:sz w:val="19"/>
+              </w:rPr>
+              <w:t>Fecha de ingreso</w:t>
+            </w:r>
+          </w:p>
+        </w:tc>
+        <w:tc>
+          <w:tcPr>
+            <w:tcW w:type="dxa" w:w="3216"/>
+          </w:tcPr>
+          <w:p>
+            <w:pPr>
+              <w:spacing w:after="40"/>
+            </w:pPr>
+            <w:r/>
+            <w:r>
+              <w:rPr>
+                <w:rFonts w:ascii="Inter" w:hAnsi="Inter" w:cs="Inter"/>
+                <w:b/>
+                <w:i w:val="0"/>
+                <w:color w:val="1C1E2E"/>
+                <w:sz w:val="19"/>
+              </w:rPr>
+              <w:t>01/10/2006</w:t>
+            </w:r>
+          </w:p>
+        </w:tc>
+        <w:tc>
+          <w:tcPr>
+            <w:tcW w:type="dxa" w:w="3216"/>
+          </w:tcPr>
+          <w:p>
+            <w:pPr>
+              <w:spacing w:after="40"/>
+            </w:pPr>
+            <w:r/>
+            <w:r>
+              <w:rPr>
+                <w:rFonts w:ascii="Inter" w:hAnsi="Inter" w:cs="Inter"/>
+                <w:b w:val="0"/>
+                <w:i w:val="0"/>
+                <w:color w:val="1C1E2E"/>
+                <w:sz w:val="19"/>
+              </w:rPr>
+              <w:t>Constancia provisional de la Zona Educativa (06/10/2006) y constancia de trabajo del Ministerio (05/03/2018)</w:t>
+            </w:r>
+          </w:p>
+        </w:tc>
+      </w:tr>
+      <w:tr>
+        <w:tc>
+          <w:tcPr>
+            <w:tcW w:type="dxa" w:w="3216"/>
+          </w:tcPr>
+          <w:p>
+            <w:pPr>
+              <w:spacing w:after="40"/>
+            </w:pPr>
+            <w:r/>
+            <w:r>
+              <w:rPr>
+                <w:rFonts w:ascii="Inter" w:hAnsi="Inter" w:cs="Inter"/>
+                <w:b w:val="0"/>
+                <w:i w:val="0"/>
+                <w:color w:val="1C1E2E"/>
+                <w:sz w:val="19"/>
+              </w:rPr>
+              <w:t>Fecha de egreso</w:t>
+            </w:r>
+          </w:p>
+        </w:tc>
+        <w:tc>
+          <w:tcPr>
+            <w:tcW w:type="dxa" w:w="3216"/>
+          </w:tcPr>
+          <w:p>
+            <w:pPr>
+              <w:spacing w:after="40"/>
+            </w:pPr>
+            <w:r/>
+            <w:r>
+              <w:rPr>
+                <w:rFonts w:ascii="Inter" w:hAnsi="Inter" w:cs="Inter"/>
+                <w:b/>
+                <w:i w:val="0"/>
+                <w:color w:val="1C1E2E"/>
+                <w:sz w:val="19"/>
+              </w:rPr>
+              <w:t>01/01/2019</w:t>
+            </w:r>
+          </w:p>
+        </w:tc>
+        <w:tc>
+          <w:tcPr>
+            <w:tcW w:type="dxa" w:w="3216"/>
+          </w:tcPr>
+          <w:p>
+            <w:pPr>
+              <w:spacing w:after="40"/>
+            </w:pPr>
+            <w:r/>
+            <w:r>
+              <w:rPr>
+                <w:rFonts w:ascii="Inter" w:hAnsi="Inter" w:cs="Inter"/>
+                <w:b w:val="0"/>
+                <w:i w:val="0"/>
+                <w:color w:val="1C1E2E"/>
+                <w:sz w:val="19"/>
+              </w:rPr>
+              <w:t>Cuenta Individual del IVSS</w:t>
+            </w:r>
+          </w:p>
+        </w:tc>
+      </w:tr>
+      <w:tr>
+        <w:tc>
+          <w:tcPr>
+            <w:tcW w:type="dxa" w:w="3216"/>
+          </w:tcPr>
+          <w:p>
+            <w:pPr>
+              <w:spacing w:after="40"/>
+            </w:pPr>
+            <w:r/>
+            <w:r>
+              <w:rPr>
+                <w:rFonts w:ascii="Inter" w:hAnsi="Inter" w:cs="Inter"/>
+                <w:b w:val="0"/>
+                <w:i w:val="0"/>
+                <w:color w:val="1C1E2E"/>
+                <w:sz w:val="19"/>
+              </w:rPr>
+              <w:t>Continuidad cotizada</w:t>
+            </w:r>
+          </w:p>
+        </w:tc>
+        <w:tc>
+          <w:tcPr>
+            <w:tcW w:type="dxa" w:w="3216"/>
+          </w:tcPr>
+          <w:p>
+            <w:pPr>
+              <w:spacing w:after="40"/>
+            </w:pPr>
+            <w:r/>
+            <w:r>
+              <w:rPr>
+                <w:rFonts w:ascii="Inter" w:hAnsi="Inter" w:cs="Inter"/>
+                <w:b/>
+                <w:i w:val="0"/>
+                <w:color w:val="1C1E2E"/>
+                <w:sz w:val="19"/>
+              </w:rPr>
+              <w:t>52–53 semanas cada año, de 2011 a 2018</w:t>
+            </w:r>
+          </w:p>
+        </w:tc>
+        <w:tc>
+          <w:tcPr>
+            <w:tcW w:type="dxa" w:w="3216"/>
+          </w:tcPr>
+          <w:p>
+            <w:pPr>
+              <w:spacing w:after="40"/>
+            </w:pPr>
+            <w:r/>
+            <w:r>
+              <w:rPr>
+                <w:rFonts w:ascii="Inter" w:hAnsi="Inter" w:cs="Inter"/>
+                <w:b w:val="0"/>
+                <w:i w:val="0"/>
+                <w:color w:val="1C1E2E"/>
+                <w:sz w:val="19"/>
+              </w:rPr>
+              <w:t>Cuenta Individual del IVSS</w:t>
+            </w:r>
+          </w:p>
+        </w:tc>
+      </w:tr>
+      <w:tr>
+        <w:tc>
+          <w:tcPr>
+            <w:tcW w:type="dxa" w:w="3216"/>
+          </w:tcPr>
+          <w:p>
+            <w:pPr>
+              <w:spacing w:after="40"/>
+            </w:pPr>
+            <w:r/>
+            <w:r>
+              <w:rPr>
+                <w:rFonts w:ascii="Inter" w:hAnsi="Inter" w:cs="Inter"/>
+                <w:b w:val="0"/>
+                <w:i w:val="0"/>
+                <w:color w:val="1C1E2E"/>
+                <w:sz w:val="19"/>
+              </w:rPr>
+              <w:t>Verificación</w:t>
+            </w:r>
+          </w:p>
+        </w:tc>
+        <w:tc>
+          <w:tcPr>
+            <w:tcW w:type="dxa" w:w="3216"/>
+          </w:tcPr>
+          <w:p>
+            <w:pPr>
+              <w:spacing w:after="40"/>
+            </w:pPr>
+            <w:r/>
+            <w:r>
+              <w:rPr>
+                <w:rFonts w:ascii="Inter" w:hAnsi="Inter" w:cs="Inter"/>
+                <w:b w:val="0"/>
+                <w:i w:val="0"/>
+                <w:color w:val="1C1E2E"/>
+                <w:sz w:val="19"/>
+              </w:rPr>
+              <w:t xml:space="preserve">Constancia ministerial con </w:t>
+            </w:r>
+            <w:r>
+              <w:rPr>
+                <w:rFonts w:ascii="Inter" w:hAnsi="Inter" w:cs="Inter"/>
+                <w:b/>
+                <w:i w:val="0"/>
+                <w:color w:val="1C1E2E"/>
+                <w:sz w:val="19"/>
+              </w:rPr>
+              <w:t>código de verificación en línea</w:t>
+            </w:r>
+          </w:p>
+        </w:tc>
+        <w:tc>
+          <w:tcPr>
+            <w:tcW w:type="dxa" w:w="3216"/>
+          </w:tcPr>
+          <w:p>
+            <w:pPr>
+              <w:spacing w:after="40"/>
+            </w:pPr>
+            <w:r/>
+            <w:r>
+              <w:rPr>
+                <w:rFonts w:ascii="Inter" w:hAnsi="Inter" w:cs="Inter"/>
+                <w:b w:val="0"/>
+                <w:i w:val="0"/>
+                <w:color w:val="1C1E2E"/>
+                <w:sz w:val="19"/>
+              </w:rPr>
+              <w:t>Portal de autogestión del Ministerio</w:t>
+            </w:r>
+          </w:p>
+        </w:tc>
+      </w:tr>
+    </w:tbl>
+    <w:p/>
+    <w:p>
+      <w:pPr>
+        <w:pBdr>
           <w:left w:val="single" w:sz="18" w:space="8" w:color="9A5B00"/>
         </w:pBdr>
         <w:spacing w:before="120" w:after="200"/>
@@ -1730,7 +2678,7 @@
           <w:color w:val="5B5F77"/>
           <w:sz w:val="21"/>
         </w:rPr>
-        <w:t>Cómo leer este periodo.</w:t>
+        <w:t>Por qué conviene declararlo aparte y no fundirlo con la UDO.</w:t>
       </w:r>
       <w:r>
         <w:rPr>
@@ -1740,7 +2688,7 @@
           <w:color w:val="5B5F77"/>
           <w:sz w:val="21"/>
         </w:rPr>
-        <w:t xml:space="preserve"> Docencia de inglés científico </w:t>
+        <w:t xml:space="preserve"> Son dos relaciones laborales distintas, simultáneas entre 2007 y 2010, con empleador, nivel educativo y régimen diferentes. Fundirlas confunde y expone a que un revisor detecte la inconsistencia. Separadas, </w:t>
       </w:r>
       <w:r>
         <w:rPr>
@@ -1750,7 +2698,7 @@
           <w:color w:val="5B5F77"/>
           <w:sz w:val="21"/>
         </w:rPr>
-        <w:t>y</w:t>
+        <w:t>suman</w:t>
       </w:r>
       <w:r>
         <w:rPr>
@@ -1760,15 +2708,28 @@
           <w:color w:val="5B5F77"/>
           <w:sz w:val="21"/>
         </w:rPr>
-        <w:t xml:space="preserve"> producción de contenido científico en inglés para publicación internacional, a la vez y durante diez años. Es exactamente el perfil que una tesis sobre escritura académica y evaluación de la competencia lingüística necesita: no solo has enseñado el género, lo has producido y revisado para revistas indexadas.</w:t>
+        <w:t xml:space="preserve">: docencia universitaria certificada por horas, y docencia de aula certificada por años y verificable ante el Estado. Es también la parte del expediente </w:t>
       </w:r>
-    </w:p>
-    <w:p>
-      <w:pPr>
-        <w:pBdr>
-          <w:bottom w:val="single" w:sz="6" w:space="1" w:color="E6E8F2"/>
-        </w:pBdr>
-      </w:pPr>
+      <w:r>
+        <w:rPr>
+          <w:rFonts w:ascii="Inter" w:hAnsi="Inter" w:cs="Inter"/>
+          <w:b/>
+          <w:i w:val="0"/>
+          <w:color w:val="5B5F77"/>
+          <w:sz w:val="21"/>
+        </w:rPr>
+        <w:t>inmune a la pérdida de archivos de la UDO</w:t>
+      </w:r>
+      <w:r>
+        <w:rPr>
+          <w:rFonts w:ascii="Inter" w:hAnsi="Inter" w:cs="Inter"/>
+          <w:b w:val="0"/>
+          <w:i w:val="0"/>
+          <w:color w:val="5B5F77"/>
+          <w:sz w:val="21"/>
+        </w:rPr>
+        <w:t>: la cuenta individual del IVSS la emite la seguridad social, no el empleador.</w:t>
+      </w:r>
     </w:p>
     <w:p>
       <w:pPr>
@@ -3758,7 +4719,7 @@
           <w:color w:val="1C1E2E"/>
           <w:sz w:val="22"/>
         </w:rPr>
-        <w:t>Escritura científica desde dentro.</w:t>
+        <w:t>Inglés para las ciencias, enseñado y ejercido a la vez.</w:t>
       </w:r>
       <w:r>
         <w:rPr>
@@ -3768,7 +4729,27 @@
           <w:color w:val="1C1E2E"/>
           <w:sz w:val="22"/>
         </w:rPr>
-        <w:t xml:space="preserve"> Diez años produciendo y revisando texto científico en inglés para revistas de alto impacto, con reconocimiento en Elsevier. Para una tesis sobre escritura académica asistida por LLM, es experiencia de campo.</w:t>
+        <w:t xml:space="preserve"> Docencia universitaria de </w:t>
+      </w:r>
+      <w:r>
+        <w:rPr>
+          <w:rFonts w:ascii="Inter" w:hAnsi="Inter" w:cs="Inter"/>
+          <w:b/>
+          <w:i w:val="0"/>
+          <w:color w:val="1C1E2E"/>
+          <w:sz w:val="22"/>
+        </w:rPr>
+        <w:t>Inglés Técnico e Instrumental a Biología Marina y Acuacultura</w:t>
+      </w:r>
+      <w:r>
+        <w:rPr>
+          <w:rFonts w:ascii="Inter" w:hAnsi="Inter" w:cs="Inter"/>
+          <w:b w:val="0"/>
+          <w:i w:val="0"/>
+          <w:color w:val="1C1E2E"/>
+          <w:sz w:val="22"/>
+        </w:rPr>
+        <w:t>, en el mismo periodo en que redactaba y revisaba artículos de biología marina para revistas de alto impacto, con reconocimiento en Elsevier. Es la misma especialización por dos vías, no dos méritos sueltos.</w:t>
       </w:r>
     </w:p>
     <w:p>
@@ -3908,7 +4889,7 @@
           <w:color w:val="1C1E2E"/>
           <w:sz w:val="22"/>
         </w:rPr>
-        <w:t>Asignaturas concretas</w:t>
+        <w:t>Fecha del pase a Tiempo Completo</w:t>
       </w:r>
       <w:r>
         <w:rPr>
@@ -3918,34 +4899,17 @@
           <w:color w:val="1C1E2E"/>
           <w:sz w:val="22"/>
         </w:rPr>
-        <w:t xml:space="preserve"> impartidas en la UDO y titulaciones en que se impartieron (el certificado da las horas; el detalle refuerza).</w:t>
-      </w:r>
-    </w:p>
-    <w:p>
-      <w:pPr>
-        <w:pStyle w:val="ListBullet"/>
-        <w:spacing w:after="60"/>
-        <w:ind w:left="403"/>
-      </w:pPr>
-      <w:r>
-        <w:rPr>
-          <w:rFonts w:ascii="Inter" w:hAnsi="Inter" w:cs="Inter"/>
-          <w:b w:val="0"/>
-          <w:i w:val="0"/>
-          <w:color w:val="1C1E2E"/>
-          <w:sz w:val="22"/>
-        </w:rPr>
-        <w:t xml:space="preserve">☐ </w:t>
+        <w:t xml:space="preserve"> en la UDO, y sello de la hoja de carga docente (ver </w:t>
       </w:r>
       <w:r>
         <w:rPr>
-          <w:rFonts w:ascii="Inter" w:hAnsi="Inter" w:cs="Inter"/>
-          <w:b/>
+          <w:rFonts w:ascii="Consolas" w:hAnsi="Consolas" w:cs="Consolas"/>
+          <w:b w:val="0"/>
           <w:i w:val="0"/>
-          <w:color w:val="1C1E2E"/>
-          <w:sz w:val="22"/>
+          <w:color w:val="5B5F77"/>
+          <w:sz w:val="21"/>
         </w:rPr>
-        <w:t>Categoría docente</w:t>
+        <w:t>09-evidencia-docencia/</w:t>
       </w:r>
       <w:r>
         <w:rPr>
@@ -3955,7 +4919,7 @@
           <w:color w:val="1C1E2E"/>
           <w:sz w:val="22"/>
         </w:rPr>
-        <w:t xml:space="preserve"> en la UDO (profesora contratada, instructora, asistente…) — la comisión lo suele pedir.</w:t>
+        <w:t>).</w:t>
       </w:r>
     </w:p>
     <w:p>
@@ -3993,6 +4957,43 @@
           <w:sz w:val="22"/>
         </w:rPr>
         <w:t xml:space="preserve"> más allá de las Prácticas Profesionales (preparaduría, ayudantía), acreditarla.</w:t>
+      </w:r>
+    </w:p>
+    <w:p>
+      <w:pPr>
+        <w:pStyle w:val="ListBullet"/>
+        <w:spacing w:after="60"/>
+        <w:ind w:left="403"/>
+      </w:pPr>
+      <w:r>
+        <w:rPr>
+          <w:rFonts w:ascii="Inter" w:hAnsi="Inter" w:cs="Inter"/>
+          <w:b w:val="0"/>
+          <w:i w:val="0"/>
+          <w:color w:val="1C1E2E"/>
+          <w:sz w:val="22"/>
+        </w:rPr>
+        <w:t xml:space="preserve">☐ ¿Hubo semestres en la UDO en </w:t>
+      </w:r>
+      <w:r>
+        <w:rPr>
+          <w:rFonts w:ascii="Inter" w:hAnsi="Inter" w:cs="Inter"/>
+          <w:b/>
+          <w:i w:val="0"/>
+          <w:color w:val="1C1E2E"/>
+          <w:sz w:val="22"/>
+        </w:rPr>
+        <w:t>2011</w:t>
+      </w:r>
+      <w:r>
+        <w:rPr>
+          <w:rFonts w:ascii="Inter" w:hAnsi="Inter" w:cs="Inter"/>
+          <w:b w:val="0"/>
+          <w:i w:val="0"/>
+          <w:color w:val="1C1E2E"/>
+          <w:sz w:val="22"/>
+        </w:rPr>
+        <w:t>? La hoja de carga titula «2007 al 2011»; el certificado sellado llega a II-2010.</w:t>
       </w:r>
     </w:p>
     <w:p>

--- a/doctorado/04-docx/Experiencia-Academica-Unificada-ES.docx
+++ b/doctorado/04-docx/Experiencia-Academica-Unificada-ES.docx
@@ -4271,11 +4271,11 @@
         <w:rPr>
           <w:rFonts w:ascii="Inter" w:hAnsi="Inter" w:cs="Inter"/>
           <w:b/>
-          <w:i w:val="0"/>
+          <w:i/>
           <w:color w:val="1C1E2E"/>
           <w:sz w:val="22"/>
         </w:rPr>
-        <w:t>*Measure ≠ Decide</w:t>
+        <w:t>Measure ≠ Decide</w:t>
       </w:r>
       <w:r>
         <w:rPr>
@@ -4285,7 +4285,7 @@
           <w:color w:val="1C1E2E"/>
           <w:sz w:val="22"/>
         </w:rPr>
-        <w:t>* de la tesis.</w:t>
+        <w:t xml:space="preserve"> de la tesis.</w:t>
       </w:r>
     </w:p>
     <w:p>
